--- a/plantillas/venta_contrato_vehiculo_PN_v2.docx
+++ b/plantillas/venta_contrato_vehiculo_PN_v2.docx
@@ -1078,6 +1078,7 @@
           <w:bCs/>
           <w:sz w:val="19"/>
           <w:szCs w:val="19"/>
+          <w:lang w:val="en-US"/>
         </w:rPr>
       </w:pPr>
       <w:r>
@@ -1087,6 +1088,7 @@
           <w:bCs/>
           <w:sz w:val="19"/>
           <w:szCs w:val="19"/>
+          <w:lang w:val="en-US"/>
         </w:rPr>
         <w:t>CHASIS:</w:t>
       </w:r>
@@ -1097,6 +1099,7 @@
           <w:bCs/>
           <w:sz w:val="19"/>
           <w:szCs w:val="19"/>
+          <w:lang w:val="en-US"/>
         </w:rPr>
         <w:t xml:space="preserve"> </w:t>
       </w:r>
@@ -1119,6 +1122,7 @@
           <w:bCs/>
           <w:sz w:val="19"/>
           <w:szCs w:val="19"/>
+          <w:lang w:val="en-US"/>
         </w:rPr>
       </w:pPr>
       <w:r>
@@ -1128,6 +1132,7 @@
           <w:bCs/>
           <w:sz w:val="19"/>
           <w:szCs w:val="19"/>
+          <w:lang w:val="en-US"/>
         </w:rPr>
         <w:t>MOTOR:</w:t>
       </w:r>
@@ -1138,6 +1143,7 @@
           <w:bCs/>
           <w:sz w:val="19"/>
           <w:szCs w:val="19"/>
+          <w:lang w:val="en-US"/>
         </w:rPr>
         <w:t xml:space="preserve"> </w:t>
       </w:r>
@@ -1163,6 +1169,7 @@
           <w:bCs/>
           <w:sz w:val="19"/>
           <w:szCs w:val="19"/>
+          <w:lang w:val="en-US"/>
         </w:rPr>
       </w:pPr>
       <w:r>
@@ -1172,6 +1179,7 @@
           <w:bCs/>
           <w:sz w:val="19"/>
           <w:szCs w:val="19"/>
+          <w:lang w:val="en-US"/>
         </w:rPr>
         <w:t>COLOR</w:t>
       </w:r>
@@ -1179,6 +1187,7 @@
         <w:rPr>
           <w:sz w:val="19"/>
           <w:szCs w:val="19"/>
+          <w:lang w:val="en-US"/>
         </w:rPr>
         <w:t>:</w:t>
       </w:r>
@@ -1186,6 +1195,7 @@
         <w:rPr>
           <w:sz w:val="19"/>
           <w:szCs w:val="19"/>
+          <w:lang w:val="en-US"/>
         </w:rPr>
         <w:t xml:space="preserve"> </w:t>
       </w:r>

--- a/plantillas/venta_contrato_vehiculo_PN_v2.docx
+++ b/plantillas/venta_contrato_vehiculo_PN_v2.docx
@@ -484,15 +484,6 @@
         <w:t>${CODIGO_CLIENTE}</w:t>
       </w:r>
       <w:permEnd w:id="1942634035"/>
-      <w:r>
-        <w:rPr>
-          <w:rFonts w:cstheme="minorHAnsi"/>
-          <w:sz w:val="19"/>
-          <w:szCs w:val="19"/>
-          <w:lang w:val="es-ES_tradnl"/>
-        </w:rPr>
-        <w:t>,</w:t>
-      </w:r>
       <w:r>
         <w:rPr>
           <w:rFonts w:cstheme="minorHAnsi"/>
@@ -2694,6 +2685,81 @@
         </w:rPr>
         <w:t xml:space="preserve"> </w:t>
       </w:r>
+      <w:r>
+        <w:rPr>
+          <w:rFonts w:cstheme="minorHAnsi"/>
+          <w:b/>
+          <w:bCs/>
+          <w:u w:val="single"/>
+        </w:rPr>
+        <w:t xml:space="preserve">DECIMA </w:t>
+      </w:r>
+      <w:r>
+        <w:rPr>
+          <w:rFonts w:cstheme="minorHAnsi"/>
+          <w:b/>
+          <w:bCs/>
+          <w:u w:val="single"/>
+        </w:rPr>
+        <w:t>QUINTA</w:t>
+      </w:r>
+      <w:r>
+        <w:rPr>
+          <w:rFonts w:cstheme="minorHAnsi"/>
+        </w:rPr>
+        <w:t>:</w:t>
+      </w:r>
+      <w:r>
+        <w:rPr>
+          <w:rFonts w:cstheme="minorHAnsi"/>
+        </w:rPr>
+        <w:t xml:space="preserve"> </w:t>
+      </w:r>
+      <w:r>
+        <w:rPr>
+          <w:rFonts w:cstheme="minorHAnsi"/>
+        </w:rPr>
+        <w:t xml:space="preserve">Los comparecientes, en sus respectivos caracteres y representaciones, aceptan los derechos y obligaciones contenidos en el presente documento. Leído que fue íntegramente el presente contrato, es ratificado, y aprobado, por ambas partes y en fe de lo cual firman, en la </w:t>
+      </w:r>
+      <w:r>
+        <w:rPr>
+          <w:rFonts w:cstheme="minorHAnsi"/>
+        </w:rPr>
+        <w:t>Ciudad de</w:t>
+      </w:r>
+      <w:r>
+        <w:rPr>
+          <w:rFonts w:cstheme="minorHAnsi"/>
+        </w:rPr>
+        <w:t xml:space="preserve"> </w:t>
+      </w:r>
+      <w:r>
+        <w:t>${CIUDAD},</w:t>
+      </w:r>
+      <w:r>
+        <w:rPr>
+          <w:rFonts w:cstheme="minorHAnsi"/>
+        </w:rPr>
+        <w:t xml:space="preserve"> Departamento de</w:t>
+      </w:r>
+      <w:r>
+        <w:rPr>
+          <w:rFonts w:cstheme="minorHAnsi"/>
+        </w:rPr>
+        <w:t xml:space="preserve"> </w:t>
+      </w:r>
+      <w:r>
+        <w:rPr>
+          <w:rFonts w:cstheme="minorHAnsi"/>
+        </w:rPr>
+        <w:t>${DEPARTAMENTO}</w:t>
+      </w:r>
+      <w:r>
+        <w:rPr>
+          <w:rFonts w:cstheme="minorHAnsi"/>
+        </w:rPr>
+        <w:t xml:space="preserve">, </w:t>
+      </w:r>
     </w:p>
     <w:p>
       <w:pPr>
@@ -2703,178 +2769,45 @@
           <w:rFonts w:cstheme="minorHAnsi"/>
         </w:rPr>
       </w:pPr>
-    </w:p>
-    <w:p>
-      <w:pPr>
-        <w:pStyle w:val="Sinespaciado"/>
-        <w:jc w:val="both"/>
-        <w:rPr>
-          <w:rFonts w:cstheme="minorHAnsi"/>
-        </w:rPr>
-      </w:pPr>
-    </w:p>
-    <w:p>
-      <w:pPr>
-        <w:pStyle w:val="Sinespaciado"/>
-        <w:jc w:val="both"/>
-        <w:rPr>
-          <w:rFonts w:cstheme="minorHAnsi"/>
-        </w:rPr>
-      </w:pPr>
-    </w:p>
-    <w:p>
-      <w:pPr>
-        <w:pStyle w:val="Sinespaciado"/>
-        <w:jc w:val="both"/>
-        <w:rPr>
-          <w:rFonts w:cstheme="minorHAnsi"/>
-        </w:rPr>
-      </w:pPr>
-    </w:p>
-    <w:p>
-      <w:pPr>
-        <w:pStyle w:val="Sinespaciado"/>
-        <w:jc w:val="both"/>
-        <w:rPr>
-          <w:rFonts w:cstheme="minorHAnsi"/>
-        </w:rPr>
-      </w:pPr>
-    </w:p>
-    <w:p>
-      <w:pPr>
-        <w:pStyle w:val="Sinespaciado"/>
-        <w:jc w:val="both"/>
-        <w:rPr>
-          <w:rFonts w:cstheme="minorHAnsi"/>
-        </w:rPr>
-      </w:pPr>
-    </w:p>
-    <w:p>
-      <w:pPr>
-        <w:pStyle w:val="Sinespaciado"/>
-        <w:jc w:val="both"/>
-        <w:rPr>
-          <w:rFonts w:cstheme="minorHAnsi"/>
-        </w:rPr>
-      </w:pPr>
-    </w:p>
-    <w:p>
-      <w:pPr>
-        <w:pStyle w:val="Sinespaciado"/>
-        <w:jc w:val="both"/>
-        <w:rPr>
-          <w:rFonts w:cstheme="minorHAnsi"/>
-        </w:rPr>
-      </w:pPr>
-    </w:p>
-    <w:p>
-      <w:pPr>
-        <w:pStyle w:val="Sinespaciado"/>
-        <w:jc w:val="both"/>
-        <w:rPr>
-          <w:rFonts w:cstheme="minorHAnsi"/>
-        </w:rPr>
-      </w:pPr>
-    </w:p>
-    <w:p>
-      <w:pPr>
-        <w:pStyle w:val="Sinespaciado"/>
-        <w:jc w:val="both"/>
-        <w:rPr>
-          <w:rFonts w:cstheme="minorHAnsi"/>
-        </w:rPr>
-      </w:pPr>
-      <w:r>
-        <w:rPr>
-          <w:rFonts w:cstheme="minorHAnsi"/>
-          <w:b/>
-          <w:bCs/>
-          <w:u w:val="single"/>
-        </w:rPr>
-        <w:lastRenderedPageBreak/>
-        <w:t xml:space="preserve">DECIMA </w:t>
-      </w:r>
-      <w:r>
-        <w:rPr>
-          <w:rFonts w:cstheme="minorHAnsi"/>
-          <w:b/>
-          <w:bCs/>
-          <w:u w:val="single"/>
-        </w:rPr>
-        <w:t>QUINTA</w:t>
-      </w:r>
-      <w:r>
-        <w:rPr>
-          <w:rFonts w:cstheme="minorHAnsi"/>
-        </w:rPr>
-        <w:t>:</w:t>
-      </w:r>
-      <w:r>
-        <w:rPr>
-          <w:rFonts w:cstheme="minorHAnsi"/>
-        </w:rPr>
-        <w:t xml:space="preserve"> </w:t>
-      </w:r>
-      <w:r>
-        <w:rPr>
-          <w:rFonts w:cstheme="minorHAnsi"/>
-        </w:rPr>
-        <w:t xml:space="preserve">Los comparecientes, en sus respectivos caracteres y representaciones, aceptan los derechos y obligaciones contenidos en el presente documento. Leído que fue íntegramente el presente contrato, es ratificado, y aprobado, por ambas partes y en fe de lo cual firman, en la </w:t>
-      </w:r>
-      <w:r>
-        <w:rPr>
-          <w:rFonts w:cstheme="minorHAnsi"/>
-        </w:rPr>
-        <w:t>Ciudad de</w:t>
-      </w:r>
-      <w:r>
-        <w:rPr>
-          <w:rFonts w:cstheme="minorHAnsi"/>
-        </w:rPr>
-        <w:t xml:space="preserve"> </w:t>
-      </w:r>
-      <w:r>
-        <w:t>${CIUDAD},</w:t>
-      </w:r>
-      <w:r>
-        <w:rPr>
-          <w:rFonts w:cstheme="minorHAnsi"/>
-        </w:rPr>
-        <w:t xml:space="preserve"> Departamento de</w:t>
-      </w:r>
-      <w:r>
-        <w:rPr>
-          <w:rFonts w:cstheme="minorHAnsi"/>
-        </w:rPr>
-        <w:t xml:space="preserve"> </w:t>
-      </w:r>
-      <w:r>
-        <w:rPr>
-          <w:rFonts w:cstheme="minorHAnsi"/>
-        </w:rPr>
-        <w:t>${DEPARTAMENTO}</w:t>
-      </w:r>
-      <w:r>
-        <w:rPr>
-          <w:rFonts w:cstheme="minorHAnsi"/>
-        </w:rPr>
-        <w:t xml:space="preserve">, el </w:t>
-      </w:r>
-      <w:permStart w:id="1300067264" w:edGrp="everyone"/>
-      <w:r>
-        <w:rPr>
-          <w:rFonts w:cstheme="minorHAnsi"/>
-        </w:rPr>
-        <w:t>fecha en letras</w:t>
-      </w:r>
-      <w:permEnd w:id="1300067264"/>
-      <w:r>
-        <w:rPr>
-          <w:rFonts w:cstheme="minorHAnsi"/>
-        </w:rPr>
-        <w:t xml:space="preserve"> </w:t>
-      </w:r>
-      <w:permStart w:id="2089840270" w:edGrp="everyone"/>
+      <w:r>
+        <w:rPr>
+          <w:rFonts w:cstheme="minorHAnsi"/>
+        </w:rPr>
+        <w:t xml:space="preserve">a los </w:t>
+      </w:r>
+      <w:r>
+        <w:t>${DIAS</w:t>
+      </w:r>
+      <w:r>
+        <w:t>_LETRAS</w:t>
+      </w:r>
+      <w:r>
+        <w:t>}</w:t>
+      </w:r>
+      <w:r>
+        <w:rPr>
+          <w:rFonts w:cstheme="minorHAnsi"/>
+        </w:rPr>
+        <w:t xml:space="preserve"> (</w:t>
+      </w:r>
+      <w:r>
+        <w:t>${DIAS}</w:t>
+      </w:r>
+      <w:r>
+        <w:rPr>
+          <w:rFonts w:cstheme="minorHAnsi"/>
+        </w:rPr>
+        <w:t xml:space="preserve">) días del mes de </w:t>
+      </w:r>
+      <w:r>
+        <w:t>${MES</w:t>
+      </w:r>
+      <w:r>
+        <w:t>_LETRAS</w:t>
+      </w:r>
+      <w:r>
+        <w:t xml:space="preserve">} </w:t>
+      </w:r>
       <w:r>
         <w:rPr>
           <w:rFonts w:cstheme="minorHAnsi"/>
@@ -2882,10 +2815,31 @@
         <w:t>(</w:t>
       </w:r>
       <w:r>
-        <w:rPr>
-          <w:rFonts w:cstheme="minorHAnsi"/>
-        </w:rPr>
-        <w:t>Fecha en número</w:t>
+        <w:t>${MES}</w:t>
+      </w:r>
+      <w:r>
+        <w:rPr>
+          <w:rFonts w:cstheme="minorHAnsi"/>
+        </w:rPr>
+        <w:t xml:space="preserve">) del año </w:t>
+      </w:r>
+      <w:r>
+        <w:t>${</w:t>
+      </w:r>
+      <w:r>
+        <w:t>ANIO_LETRAS</w:t>
+      </w:r>
+      <w:r>
+        <w:t xml:space="preserve">} </w:t>
+      </w:r>
+      <w:r>
+        <w:rPr>
+          <w:rFonts w:cstheme="minorHAnsi"/>
+        </w:rPr>
+        <w:t>(</w:t>
+      </w:r>
+      <w:r>
+        <w:t>${ANIO_ACTUAL}</w:t>
       </w:r>
       <w:r>
         <w:rPr>
@@ -2893,79 +2847,12 @@
         </w:rPr>
         <w:t>)</w:t>
       </w:r>
-      <w:permEnd w:id="2089840270"/>
-      <w:r>
-        <w:rPr>
-          <w:rFonts w:cstheme="minorHAnsi"/>
-        </w:rPr>
-        <w:t xml:space="preserve"> de </w:t>
-      </w:r>
-      <w:permStart w:id="534602892" w:edGrp="everyone"/>
-      <w:r>
-        <w:rPr>
-          <w:rFonts w:cstheme="minorHAnsi"/>
-        </w:rPr>
-        <w:t>mes en letras</w:t>
-      </w:r>
-      <w:permEnd w:id="534602892"/>
-      <w:r>
-        <w:rPr>
-          <w:rFonts w:cstheme="minorHAnsi"/>
-        </w:rPr>
-        <w:t xml:space="preserve"> del año dos mil </w:t>
-      </w:r>
-      <w:permStart w:id="226693164" w:edGrp="everyone"/>
-      <w:r>
-        <w:rPr>
-          <w:rFonts w:cstheme="minorHAnsi"/>
-        </w:rPr>
-        <w:t>año en letras</w:t>
-      </w:r>
-      <w:permEnd w:id="226693164"/>
-      <w:r>
-        <w:rPr>
-          <w:rFonts w:cstheme="minorHAnsi"/>
-        </w:rPr>
-        <w:t xml:space="preserve"> </w:t>
-      </w:r>
-      <w:permStart w:id="222985180" w:edGrp="everyone"/>
-      <w:r>
-        <w:rPr>
-          <w:rFonts w:cstheme="minorHAnsi"/>
-        </w:rPr>
-        <w:t>(</w:t>
-      </w:r>
-      <w:r>
-        <w:rPr>
-          <w:rFonts w:cstheme="minorHAnsi"/>
-        </w:rPr>
-        <w:t>Año en números</w:t>
-      </w:r>
-      <w:r>
-        <w:rPr>
-          <w:rFonts w:cstheme="minorHAnsi"/>
-        </w:rPr>
-        <w:t>).</w:t>
-      </w:r>
-    </w:p>
-    <w:permEnd w:id="222985180"/>
-    <w:p>
-      <w:pPr>
-        <w:pStyle w:val="Sinespaciado"/>
-        <w:jc w:val="both"/>
-        <w:rPr>
-          <w:rFonts w:cstheme="minorHAnsi"/>
-        </w:rPr>
-      </w:pPr>
-    </w:p>
-    <w:p>
-      <w:pPr>
-        <w:pStyle w:val="Sinespaciado"/>
-        <w:jc w:val="both"/>
-        <w:rPr>
-          <w:rFonts w:cstheme="minorHAnsi"/>
-        </w:rPr>
-      </w:pPr>
+      <w:r>
+        <w:rPr>
+          <w:rFonts w:cstheme="minorHAnsi"/>
+        </w:rPr>
+        <w:t>.</w:t>
+      </w:r>
     </w:p>
     <w:p>
       <w:pPr>
@@ -2991,125 +2878,93 @@
         <w:tblLook w:val="04A0" w:firstRow="1" w:lastRow="0" w:firstColumn="1" w:lastColumn="0" w:noHBand="0" w:noVBand="1"/>
       </w:tblPr>
       <w:tblGrid>
-        <w:gridCol w:w="4678"/>
-        <w:gridCol w:w="1559"/>
-        <w:gridCol w:w="4563"/>
+        <w:gridCol w:w="5395"/>
+        <w:gridCol w:w="5395"/>
       </w:tblGrid>
       <w:tr>
         <w:tc>
           <w:tcPr>
-            <w:tcW w:w="4678" w:type="dxa"/>
-            <w:tcBorders>
-              <w:bottom w:val="single" w:sz="4" w:space="0" w:color="auto"/>
-            </w:tcBorders>
+            <w:tcW w:w="5395" w:type="dxa"/>
           </w:tcPr>
           <w:p>
             <w:pPr>
-              <w:spacing w:before="240"/>
+              <w:pStyle w:val="Sinespaciado"/>
               <w:jc w:val="center"/>
               <w:rPr>
                 <w:rFonts w:cstheme="minorHAnsi"/>
               </w:rPr>
             </w:pPr>
+            <w:r>
+              <w:rPr>
+                <w:rFonts w:cstheme="minorHAnsi"/>
+              </w:rPr>
+              <w:t>________________________________________</w:t>
+            </w:r>
           </w:p>
         </w:tc>
         <w:tc>
           <w:tcPr>
-            <w:tcW w:w="1559" w:type="dxa"/>
+            <w:tcW w:w="5395" w:type="dxa"/>
           </w:tcPr>
           <w:p>
             <w:pPr>
+              <w:pStyle w:val="Sinespaciado"/>
               <w:jc w:val="center"/>
               <w:rPr>
                 <w:rFonts w:cstheme="minorHAnsi"/>
               </w:rPr>
             </w:pPr>
-          </w:p>
-        </w:tc>
-        <w:tc>
-          <w:tcPr>
-            <w:tcW w:w="4563" w:type="dxa"/>
-            <w:tcBorders>
-              <w:bottom w:val="single" w:sz="4" w:space="0" w:color="auto"/>
-            </w:tcBorders>
-          </w:tcPr>
-          <w:p>
-            <w:pPr>
-              <w:jc w:val="center"/>
+            <w:r>
               <w:rPr>
                 <w:rFonts w:cstheme="minorHAnsi"/>
               </w:rPr>
-            </w:pPr>
+              <w:t>________________________________________</w:t>
+            </w:r>
           </w:p>
         </w:tc>
       </w:tr>
       <w:tr>
         <w:tc>
           <w:tcPr>
-            <w:tcW w:w="4678" w:type="dxa"/>
-            <w:tcBorders>
-              <w:top w:val="single" w:sz="4" w:space="0" w:color="auto"/>
-            </w:tcBorders>
+            <w:tcW w:w="5395" w:type="dxa"/>
           </w:tcPr>
           <w:p>
             <w:pPr>
+              <w:pStyle w:val="Sinespaciado"/>
               <w:jc w:val="center"/>
               <w:rPr>
                 <w:rFonts w:cstheme="minorHAnsi"/>
               </w:rPr>
             </w:pPr>
-            <w:permStart w:id="1193422605" w:edGrp="everyone"/>
             <w:r>
-              <w:rPr>
-                <w:rFonts w:cstheme="minorHAnsi"/>
-              </w:rPr>
-              <w:t>NOMBRE VENDEDOR</w:t>
+              <w:t>${REPRESENTANTE_LEGAL}</w:t>
             </w:r>
-            <w:permEnd w:id="1193422605"/>
           </w:p>
         </w:tc>
         <w:tc>
           <w:tcPr>
-            <w:tcW w:w="1559" w:type="dxa"/>
+            <w:tcW w:w="5395" w:type="dxa"/>
           </w:tcPr>
           <w:p>
             <w:pPr>
+              <w:pStyle w:val="Sinespaciado"/>
               <w:jc w:val="center"/>
               <w:rPr>
                 <w:rFonts w:cstheme="minorHAnsi"/>
               </w:rPr>
             </w:pPr>
-          </w:p>
-        </w:tc>
-        <w:tc>
-          <w:tcPr>
-            <w:tcW w:w="4563" w:type="dxa"/>
-            <w:tcBorders>
-              <w:top w:val="single" w:sz="4" w:space="0" w:color="auto"/>
-            </w:tcBorders>
-          </w:tcPr>
-          <w:p>
-            <w:pPr>
-              <w:jc w:val="center"/>
-              <w:rPr>
-                <w:rFonts w:cstheme="minorHAnsi"/>
-              </w:rPr>
-            </w:pPr>
-            <w:permStart w:id="235084654" w:edGrp="everyone"/>
+            <w:permStart w:id="1574898713" w:edGrp="everyone"/>
             <w:r>
-              <w:rPr>
-                <w:rFonts w:cstheme="minorHAnsi"/>
-              </w:rPr>
-              <w:t>NOMBRE COMPRADOR</w:t>
+              <w:t>${CLIENTE}</w:t>
             </w:r>
-            <w:permEnd w:id="235084654"/>
+            <w:permEnd w:id="1574898713"/>
           </w:p>
         </w:tc>
       </w:tr>
       <w:tr>
         <w:tc>
           <w:tcPr>
-            <w:tcW w:w="4678" w:type="dxa"/>
+            <w:tcW w:w="5395" w:type="dxa"/>
           </w:tcPr>
           <w:p>
             <w:pPr>
@@ -3125,8 +2980,36 @@
               <w:t>INVERSIONES GLOBALES S.A. DE C.V.</w:t>
             </w:r>
           </w:p>
+        </w:tc>
+        <w:tc>
+          <w:tcPr>
+            <w:tcW w:w="5395" w:type="dxa"/>
+          </w:tcPr>
           <w:p>
             <w:pPr>
+              <w:pStyle w:val="Sinespaciado"/>
+              <w:jc w:val="center"/>
+              <w:rPr>
+                <w:rFonts w:cstheme="minorHAnsi"/>
+              </w:rPr>
+            </w:pPr>
+            <w:r>
+              <w:rPr>
+                <w:rFonts w:cstheme="minorHAnsi"/>
+              </w:rPr>
+              <w:t>COMPRADOR</w:t>
+            </w:r>
+          </w:p>
+        </w:tc>
+      </w:tr>
+      <w:tr>
+        <w:tc>
+          <w:tcPr>
+            <w:tcW w:w="5395" w:type="dxa"/>
+          </w:tcPr>
+          <w:p>
+            <w:pPr>
+              <w:pStyle w:val="Sinespaciado"/>
               <w:jc w:val="center"/>
               <w:rPr>
                 <w:rFonts w:cstheme="minorHAnsi"/>
@@ -3142,38 +3025,29 @@
         </w:tc>
         <w:tc>
           <w:tcPr>
-            <w:tcW w:w="1559" w:type="dxa"/>
+            <w:tcW w:w="5395" w:type="dxa"/>
           </w:tcPr>
           <w:p>
             <w:pPr>
-              <w:jc w:val="center"/>
+              <w:pStyle w:val="Sinespaciado"/>
+              <w:jc w:val="both"/>
               <w:rPr>
                 <w:rFonts w:cstheme="minorHAnsi"/>
               </w:rPr>
             </w:pPr>
           </w:p>
         </w:tc>
-        <w:tc>
-          <w:tcPr>
-            <w:tcW w:w="4563" w:type="dxa"/>
-          </w:tcPr>
-          <w:p>
-            <w:pPr>
-              <w:jc w:val="center"/>
-              <w:rPr>
-                <w:rFonts w:cstheme="minorHAnsi"/>
-              </w:rPr>
-            </w:pPr>
-            <w:r>
-              <w:rPr>
-                <w:rFonts w:cstheme="minorHAnsi"/>
-              </w:rPr>
-              <w:t>COMPRADOR</w:t>
-            </w:r>
-          </w:p>
-        </w:tc>
       </w:tr>
     </w:tbl>
+    <w:p>
+      <w:pPr>
+        <w:pStyle w:val="Sinespaciado"/>
+        <w:jc w:val="both"/>
+        <w:rPr>
+          <w:rFonts w:cstheme="minorHAnsi"/>
+        </w:rPr>
+      </w:pPr>
+    </w:p>
     <w:p>
       <w:pPr>
         <w:tabs>

--- a/plantillas/venta_contrato_vehiculo_PN_v2.docx
+++ b/plantillas/venta_contrato_vehiculo_PN_v2.docx
@@ -400,8 +400,6 @@
       <w:r>
         <w:rPr>
           <w:rFonts w:cstheme="minorHAnsi"/>
-          <w:sz w:val="19"/>
-          <w:szCs w:val="19"/>
           <w:lang w:val="es-ES_tradnl"/>
         </w:rPr>
         <w:t>${PROFESION_COMPRADOR}</w:t>
@@ -448,8 +446,6 @@
       <w:r>
         <w:rPr>
           <w:rFonts w:cstheme="minorHAnsi"/>
-          <w:sz w:val="19"/>
-          <w:szCs w:val="19"/>
           <w:lang w:val="es-ES_tradnl"/>
         </w:rPr>
         <w:t>${DESC_DOCUMENTO}</w:t>

--- a/plantillas/venta_contrato_vehiculo_PN_v2.docx
+++ b/plantillas/venta_contrato_vehiculo_PN_v2.docx
@@ -512,6 +512,13 @@
           <w:lang w:val="es-ES_tradnl"/>
         </w:rPr>
         <w:t>,</w:t>
+      </w:r>
+      <w:r>
+        <w:rPr>
+          <w:rFonts w:cstheme="minorHAnsi"/>
+          <w:lang w:val="es-ES_tradnl"/>
+        </w:rPr>
+        <w:t>${CIUDAD_C}</w:t>
       </w:r>
       <w:r>
         <w:rPr>

--- a/plantillas/venta_contrato_vehiculo_PN_v2.docx
+++ b/plantillas/venta_contrato_vehiculo_PN_v2.docx
@@ -3066,8 +3066,10 @@
     <w:sectPr>
       <w:headerReference w:type="even" r:id="rId7"/>
       <w:headerReference w:type="default" r:id="rId8"/>
-      <w:footerReference w:type="default" r:id="rId9"/>
-      <w:headerReference w:type="first" r:id="rId10"/>
+      <w:footerReference w:type="even" r:id="rId9"/>
+      <w:footerReference w:type="default" r:id="rId10"/>
+      <w:headerReference w:type="first" r:id="rId11"/>
+      <w:footerReference w:type="first" r:id="rId12"/>
       <w:pgSz w:w="12240" w:h="15840" w:code="1"/>
       <w:pgMar w:top="1701" w:right="720" w:bottom="1560" w:left="720" w:header="709" w:footer="709" w:gutter="0"/>
       <w:cols w:space="708"/>
@@ -3103,6 +3105,16 @@
 </file>
 
 <file path=word/footer1.xml><?xml version="1.0" encoding="utf-8"?>
+<w:ftr xmlns:wpc="http://schemas.microsoft.com/office/word/2010/wordprocessingCanvas" xmlns:cx="http://schemas.microsoft.com/office/drawing/2014/chartex" xmlns:cx1="http://schemas.microsoft.com/office/drawing/2015/9/8/chartex" xmlns:cx2="http://schemas.microsoft.com/office/drawing/2015/10/21/chartex" xmlns:cx3="http://schemas.microsoft.com/office/drawing/2016/5/9/chartex" xmlns:cx4="http://schemas.microsoft.com/office/drawing/2016/5/10/chartex" xmlns:cx5="http://schemas.microsoft.com/office/drawing/2016/5/11/chartex" xmlns:cx6="http://schemas.microsoft.com/office/drawing/2016/5/12/chartex" xmlns:cx7="http://schemas.microsoft.com/office/drawing/2016/5/13/chartex" xmlns:cx8="http://schemas.microsoft.com/office/drawing/2016/5/14/chartex" xmlns:mc="http://schemas.openxmlformats.org/markup-compatibility/2006" xmlns:aink="http://schemas.microsoft.com/office/drawing/2016/ink" xmlns:am3d="http://schemas.microsoft.com/office/drawing/2017/model3d" xmlns:o="urn:schemas-microsoft-com:office:office" xmlns:oel="http://schemas.microsoft.com/office/2019/extlst" xmlns:r="http://schemas.openxmlformats.org/officeDocument/2006/relationships" xmlns:m="http://schemas.openxmlformats.org/officeDocument/2006/math" xmlns:v="urn:schemas-microsoft-com:vml" xmlns:wp14="http://schemas.microsoft.com/office/word/2010/wordprocessingDrawing" xmlns:wp="http://schemas.openxmlformats.org/drawingml/2006/wordprocessingDrawing" xmlns:w10="urn:schemas-microsoft-com:office:word" xmlns:w="http://schemas.openxmlformats.org/wordprocessingml/2006/main" xmlns:w14="http://schemas.microsoft.com/office/word/2010/wordml" xmlns:w15="http://schemas.microsoft.com/office/word/2012/wordml" xmlns:w16cex="http://schemas.microsoft.com/office/word/2018/wordml/cex" xmlns:w16cid="http://schemas.microsoft.com/office/word/2016/wordml/cid" xmlns:w16="http://schemas.microsoft.com/office/word/2018/wordml" xmlns:w16du="http://schemas.microsoft.com/office/word/2023/wordml/word16du" xmlns:w16sdtdh="http://schemas.microsoft.com/office/word/2020/wordml/sdtdatahash" xmlns:w16sdtfl="http://schemas.microsoft.com/office/word/2024/wordml/sdtformatlock" xmlns:w16se="http://schemas.microsoft.com/office/word/2015/wordml/symex" xmlns:wpg="http://schemas.microsoft.com/office/word/2010/wordprocessingGroup" xmlns:wpi="http://schemas.microsoft.com/office/word/2010/wordprocessingInk" xmlns:wne="http://schemas.microsoft.com/office/word/2006/wordml" xmlns:wps="http://schemas.microsoft.com/office/word/2010/wordprocessingShape" mc:Ignorable="w14 w15 w16se w16cid w16 w16cex w16sdtdh w16sdtfl w16du wp14">
+  <w:p>
+    <w:pPr>
+      <w:pStyle w:val="Piedepgina"/>
+    </w:pPr>
+  </w:p>
+</w:ftr>
+</file>
+
+<file path=word/footer2.xml><?xml version="1.0" encoding="utf-8"?>
 <w:ftr xmlns:wpc="http://schemas.microsoft.com/office/word/2010/wordprocessingCanvas" xmlns:cx="http://schemas.microsoft.com/office/drawing/2014/chartex" xmlns:cx1="http://schemas.microsoft.com/office/drawing/2015/9/8/chartex" xmlns:cx2="http://schemas.microsoft.com/office/drawing/2015/10/21/chartex" xmlns:cx3="http://schemas.microsoft.com/office/drawing/2016/5/9/chartex" xmlns:cx4="http://schemas.microsoft.com/office/drawing/2016/5/10/chartex" xmlns:cx5="http://schemas.microsoft.com/office/drawing/2016/5/11/chartex" xmlns:cx6="http://schemas.microsoft.com/office/drawing/2016/5/12/chartex" xmlns:cx7="http://schemas.microsoft.com/office/drawing/2016/5/13/chartex" xmlns:cx8="http://schemas.microsoft.com/office/drawing/2016/5/14/chartex" xmlns:mc="http://schemas.openxmlformats.org/markup-compatibility/2006" xmlns:aink="http://schemas.microsoft.com/office/drawing/2016/ink" xmlns:am3d="http://schemas.microsoft.com/office/drawing/2017/model3d" xmlns:o="urn:schemas-microsoft-com:office:office" xmlns:oel="http://schemas.microsoft.com/office/2019/extlst" xmlns:r="http://schemas.openxmlformats.org/officeDocument/2006/relationships" xmlns:m="http://schemas.openxmlformats.org/officeDocument/2006/math" xmlns:v="urn:schemas-microsoft-com:vml" xmlns:wp14="http://schemas.microsoft.com/office/word/2010/wordprocessingDrawing" xmlns:wp="http://schemas.openxmlformats.org/drawingml/2006/wordprocessingDrawing" xmlns:w10="urn:schemas-microsoft-com:office:word" xmlns:w="http://schemas.openxmlformats.org/wordprocessingml/2006/main" xmlns:w14="http://schemas.microsoft.com/office/word/2010/wordml" xmlns:w15="http://schemas.microsoft.com/office/word/2012/wordml" xmlns:w16cex="http://schemas.microsoft.com/office/word/2018/wordml/cex" xmlns:w16cid="http://schemas.microsoft.com/office/word/2016/wordml/cid" xmlns:w16="http://schemas.microsoft.com/office/word/2018/wordml" xmlns:w16du="http://schemas.microsoft.com/office/word/2023/wordml/word16du" xmlns:w16sdtdh="http://schemas.microsoft.com/office/word/2020/wordml/sdtdatahash" xmlns:w16sdtfl="http://schemas.microsoft.com/office/word/2024/wordml/sdtformatlock" xmlns:w16se="http://schemas.microsoft.com/office/word/2015/wordml/symex" xmlns:wpg="http://schemas.microsoft.com/office/word/2010/wordprocessingGroup" xmlns:wpi="http://schemas.microsoft.com/office/word/2010/wordprocessingInk" xmlns:wne="http://schemas.microsoft.com/office/word/2006/wordml" xmlns:wps="http://schemas.microsoft.com/office/word/2010/wordprocessingShape" mc:Ignorable="w14 w15 w16se w16cid w16 w16cex w16sdtdh w16sdtfl w16du wp14">
   <w:p>
     <w:pPr>
@@ -3172,6 +3184,16 @@
 </w:ftr>
 </file>
 
+<file path=word/footer3.xml><?xml version="1.0" encoding="utf-8"?>
+<w:ftr xmlns:wpc="http://schemas.microsoft.com/office/word/2010/wordprocessingCanvas" xmlns:cx="http://schemas.microsoft.com/office/drawing/2014/chartex" xmlns:cx1="http://schemas.microsoft.com/office/drawing/2015/9/8/chartex" xmlns:cx2="http://schemas.microsoft.com/office/drawing/2015/10/21/chartex" xmlns:cx3="http://schemas.microsoft.com/office/drawing/2016/5/9/chartex" xmlns:cx4="http://schemas.microsoft.com/office/drawing/2016/5/10/chartex" xmlns:cx5="http://schemas.microsoft.com/office/drawing/2016/5/11/chartex" xmlns:cx6="http://schemas.microsoft.com/office/drawing/2016/5/12/chartex" xmlns:cx7="http://schemas.microsoft.com/office/drawing/2016/5/13/chartex" xmlns:cx8="http://schemas.microsoft.com/office/drawing/2016/5/14/chartex" xmlns:mc="http://schemas.openxmlformats.org/markup-compatibility/2006" xmlns:aink="http://schemas.microsoft.com/office/drawing/2016/ink" xmlns:am3d="http://schemas.microsoft.com/office/drawing/2017/model3d" xmlns:o="urn:schemas-microsoft-com:office:office" xmlns:oel="http://schemas.microsoft.com/office/2019/extlst" xmlns:r="http://schemas.openxmlformats.org/officeDocument/2006/relationships" xmlns:m="http://schemas.openxmlformats.org/officeDocument/2006/math" xmlns:v="urn:schemas-microsoft-com:vml" xmlns:wp14="http://schemas.microsoft.com/office/word/2010/wordprocessingDrawing" xmlns:wp="http://schemas.openxmlformats.org/drawingml/2006/wordprocessingDrawing" xmlns:w10="urn:schemas-microsoft-com:office:word" xmlns:w="http://schemas.openxmlformats.org/wordprocessingml/2006/main" xmlns:w14="http://schemas.microsoft.com/office/word/2010/wordml" xmlns:w15="http://schemas.microsoft.com/office/word/2012/wordml" xmlns:w16cex="http://schemas.microsoft.com/office/word/2018/wordml/cex" xmlns:w16cid="http://schemas.microsoft.com/office/word/2016/wordml/cid" xmlns:w16="http://schemas.microsoft.com/office/word/2018/wordml" xmlns:w16du="http://schemas.microsoft.com/office/word/2023/wordml/word16du" xmlns:w16sdtdh="http://schemas.microsoft.com/office/word/2020/wordml/sdtdatahash" xmlns:w16sdtfl="http://schemas.microsoft.com/office/word/2024/wordml/sdtformatlock" xmlns:w16se="http://schemas.microsoft.com/office/word/2015/wordml/symex" xmlns:wpg="http://schemas.microsoft.com/office/word/2010/wordprocessingGroup" xmlns:wpi="http://schemas.microsoft.com/office/word/2010/wordprocessingInk" xmlns:wne="http://schemas.microsoft.com/office/word/2006/wordml" xmlns:wps="http://schemas.microsoft.com/office/word/2010/wordprocessingShape" mc:Ignorable="w14 w15 w16se w16cid w16 w16cex w16sdtdh w16sdtfl w16du wp14">
+  <w:p>
+    <w:pPr>
+      <w:pStyle w:val="Piedepgina"/>
+    </w:pPr>
+  </w:p>
+</w:ftr>
+</file>
+
 <file path=word/footnotes.xml><?xml version="1.0" encoding="utf-8"?>
 <w:footnotes xmlns:wpc="http://schemas.microsoft.com/office/word/2010/wordprocessingCanvas" xmlns:cx="http://schemas.microsoft.com/office/drawing/2014/chartex" xmlns:cx1="http://schemas.microsoft.com/office/drawing/2015/9/8/chartex" xmlns:cx2="http://schemas.microsoft.com/office/drawing/2015/10/21/chartex" xmlns:cx3="http://schemas.microsoft.com/office/drawing/2016/5/9/chartex" xmlns:cx4="http://schemas.microsoft.com/office/drawing/2016/5/10/chartex" xmlns:cx5="http://schemas.microsoft.com/office/drawing/2016/5/11/chartex" xmlns:cx6="http://schemas.microsoft.com/office/drawing/2016/5/12/chartex" xmlns:cx7="http://schemas.microsoft.com/office/drawing/2016/5/13/chartex" xmlns:cx8="http://schemas.microsoft.com/office/drawing/2016/5/14/chartex" xmlns:mc="http://schemas.openxmlformats.org/markup-compatibility/2006" xmlns:aink="http://schemas.microsoft.com/office/drawing/2016/ink" xmlns:am3d="http://schemas.microsoft.com/office/drawing/2017/model3d" xmlns:o="urn:schemas-microsoft-com:office:office" xmlns:oel="http://schemas.microsoft.com/office/2019/extlst" xmlns:r="http://schemas.openxmlformats.org/officeDocument/2006/relationships" xmlns:m="http://schemas.openxmlformats.org/officeDocument/2006/math" xmlns:v="urn:schemas-microsoft-com:vml" xmlns:wp14="http://schemas.microsoft.com/office/word/2010/wordprocessingDrawing" xmlns:wp="http://schemas.openxmlformats.org/drawingml/2006/wordprocessingDrawing" xmlns:w10="urn:schemas-microsoft-com:office:word" xmlns:w="http://schemas.openxmlformats.org/wordprocessingml/2006/main" xmlns:w14="http://schemas.microsoft.com/office/word/2010/wordml" xmlns:w15="http://schemas.microsoft.com/office/word/2012/wordml" xmlns:w16cex="http://schemas.microsoft.com/office/word/2018/wordml/cex" xmlns:w16cid="http://schemas.microsoft.com/office/word/2016/wordml/cid" xmlns:w16="http://schemas.microsoft.com/office/word/2018/wordml" xmlns:w16du="http://schemas.microsoft.com/office/word/2023/wordml/word16du" xmlns:w16sdtdh="http://schemas.microsoft.com/office/word/2020/wordml/sdtdatahash" xmlns:w16sdtfl="http://schemas.microsoft.com/office/word/2024/wordml/sdtformatlock" xmlns:w16se="http://schemas.microsoft.com/office/word/2015/wordml/symex" xmlns:wpg="http://schemas.microsoft.com/office/word/2010/wordprocessingGroup" xmlns:wpi="http://schemas.microsoft.com/office/word/2010/wordprocessingInk" xmlns:wne="http://schemas.microsoft.com/office/word/2006/wordml" xmlns:wps="http://schemas.microsoft.com/office/word/2010/wordprocessingShape" mc:Ignorable="w14 w15 w16se w16cid w16 w16cex w16sdtdh w16sdtfl w16du wp14">
   <w:footnote w:type="separator" w:id="-1">
@@ -3207,7 +3229,7 @@
       <w:rPr>
         <w:noProof/>
       </w:rPr>
-      <w:pict w14:anchorId="70A8EC64">
+      <w:pict w14:anchorId="7EAAFC6C">
         <v:shapetype id="_x0000_t75" coordsize="21600,21600" o:spt="75" o:preferrelative="t" path="m@4@5l@4@11@9@11@9@5xe" filled="f" stroked="f">
           <v:stroke joinstyle="miter"/>
           <v:formulas>
@@ -3227,9 +3249,8 @@
           <v:path o:extrusionok="f" gradientshapeok="t" o:connecttype="rect"/>
           <o:lock v:ext="edit" aspectratio="t"/>
         </v:shapetype>
-        <v:shape id="WordPictureWatermark75024219" o:spid="_x0000_s1027" type="#_x0000_t75" style="position:absolute;margin-left:0;margin-top:0;width:540pt;height:540pt;z-index:-251656192;mso-position-horizontal:center;mso-position-horizontal-relative:margin;mso-position-vertical:center;mso-position-vertical-relative:margin" o:allowincell="f">
-          <v:imagedata r:id="rId1" o:title="carshop_Mesa de trabajo 1 (1)" gain="19661f" blacklevel="22938f"/>
-          <w10:wrap anchorx="margin" anchory="margin"/>
+        <v:shape id="WordPictureWatermark274157454" o:spid="_x0000_s1030" type="#_x0000_t75" style="position:absolute;margin-left:0;margin-top:0;width:539.1pt;height:359.4pt;z-index:-251652096;mso-position-horizontal:center;mso-position-horizontal-relative:margin;mso-position-vertical:center;mso-position-vertical-relative:margin" o:allowincell="f">
+          <v:imagedata r:id="rId1" o:title="veloc"/>
         </v:shape>
       </w:pict>
     </w:r>
@@ -3243,6 +3264,35 @@
     <w:pPr>
       <w:pStyle w:val="Encabezado"/>
     </w:pPr>
+    <w:r>
+      <w:rPr>
+        <w:noProof/>
+      </w:rPr>
+      <w:pict w14:anchorId="7DEC4A35">
+        <v:shapetype id="_x0000_t75" coordsize="21600,21600" o:spt="75" o:preferrelative="t" path="m@4@5l@4@11@9@11@9@5xe" filled="f" stroked="f">
+          <v:stroke joinstyle="miter"/>
+          <v:formulas>
+            <v:f eqn="if lineDrawn pixelLineWidth 0"/>
+            <v:f eqn="sum @0 1 0"/>
+            <v:f eqn="sum 0 0 @1"/>
+            <v:f eqn="prod @2 1 2"/>
+            <v:f eqn="prod @3 21600 pixelWidth"/>
+            <v:f eqn="prod @3 21600 pixelHeight"/>
+            <v:f eqn="sum @0 0 1"/>
+            <v:f eqn="prod @6 1 2"/>
+            <v:f eqn="prod @7 21600 pixelWidth"/>
+            <v:f eqn="sum @8 21600 0"/>
+            <v:f eqn="prod @7 21600 pixelHeight"/>
+            <v:f eqn="sum @10 21600 0"/>
+          </v:formulas>
+          <v:path o:extrusionok="f" gradientshapeok="t" o:connecttype="rect"/>
+          <o:lock v:ext="edit" aspectratio="t"/>
+        </v:shapetype>
+        <v:shape id="WordPictureWatermark274157455" o:spid="_x0000_s1031" type="#_x0000_t75" style="position:absolute;margin-left:0;margin-top:0;width:539.1pt;height:359.4pt;z-index:-251651072;mso-position-horizontal:center;mso-position-horizontal-relative:margin;mso-position-vertical:center;mso-position-vertical-relative:margin" o:allowincell="f">
+          <v:imagedata r:id="rId1" o:title="veloc"/>
+        </v:shape>
+      </w:pict>
+    </w:r>
     <w:r>
       <w:rPr>
         <w:noProof/>
@@ -3271,7 +3321,7 @@
                   <pic:cNvPicPr/>
                 </pic:nvPicPr>
                 <pic:blipFill>
-                  <a:blip r:embed="rId1">
+                  <a:blip r:embed="rId2">
                     <a:extLst>
                       <a:ext uri="{28A0092B-C50C-407E-A947-70E740481C1C}">
                         <a14:useLocalDpi xmlns:a14="http://schemas.microsoft.com/office/drawing/2010/main" val="0"/>
@@ -3302,36 +3352,6 @@
           </wp14:sizeRelV>
         </wp:anchor>
       </w:drawing>
-    </w:r>
-    <w:r>
-      <w:rPr>
-        <w:noProof/>
-      </w:rPr>
-      <w:pict w14:anchorId="1AC3747D">
-        <v:shapetype id="_x0000_t75" coordsize="21600,21600" o:spt="75" o:preferrelative="t" path="m@4@5l@4@11@9@11@9@5xe" filled="f" stroked="f">
-          <v:stroke joinstyle="miter"/>
-          <v:formulas>
-            <v:f eqn="if lineDrawn pixelLineWidth 0"/>
-            <v:f eqn="sum @0 1 0"/>
-            <v:f eqn="sum 0 0 @1"/>
-            <v:f eqn="prod @2 1 2"/>
-            <v:f eqn="prod @3 21600 pixelWidth"/>
-            <v:f eqn="prod @3 21600 pixelHeight"/>
-            <v:f eqn="sum @0 0 1"/>
-            <v:f eqn="prod @6 1 2"/>
-            <v:f eqn="prod @7 21600 pixelWidth"/>
-            <v:f eqn="sum @8 21600 0"/>
-            <v:f eqn="prod @7 21600 pixelHeight"/>
-            <v:f eqn="sum @10 21600 0"/>
-          </v:formulas>
-          <v:path o:extrusionok="f" gradientshapeok="t" o:connecttype="rect"/>
-          <o:lock v:ext="edit" aspectratio="t"/>
-        </v:shapetype>
-        <v:shape id="WordPictureWatermark75024220" o:spid="_x0000_s1028" type="#_x0000_t75" style="position:absolute;margin-left:0;margin-top:0;width:540pt;height:540pt;z-index:-251655168;mso-position-horizontal:center;mso-position-horizontal-relative:margin;mso-position-vertical:center;mso-position-vertical-relative:margin" o:allowincell="f">
-          <v:imagedata r:id="rId2" o:title="carshop_Mesa de trabajo 1 (1)" gain="19661f" blacklevel="22938f"/>
-          <w10:wrap anchorx="margin" anchory="margin"/>
-        </v:shape>
-      </w:pict>
     </w:r>
     <w:r>
       <w:t>Código: RE-CS-03</w:t>
@@ -3372,7 +3392,7 @@
       <w:rPr>
         <w:noProof/>
       </w:rPr>
-      <w:pict w14:anchorId="002ADDB0">
+      <w:pict w14:anchorId="1D740B77">
         <v:shapetype id="_x0000_t75" coordsize="21600,21600" o:spt="75" o:preferrelative="t" path="m@4@5l@4@11@9@11@9@5xe" filled="f" stroked="f">
           <v:stroke joinstyle="miter"/>
           <v:formulas>
@@ -3392,9 +3412,8 @@
           <v:path o:extrusionok="f" gradientshapeok="t" o:connecttype="rect"/>
           <o:lock v:ext="edit" aspectratio="t"/>
         </v:shapetype>
-        <v:shape id="WordPictureWatermark75024218" o:spid="_x0000_s1026" type="#_x0000_t75" style="position:absolute;margin-left:0;margin-top:0;width:540pt;height:540pt;z-index:-251657216;mso-position-horizontal:center;mso-position-horizontal-relative:margin;mso-position-vertical:center;mso-position-vertical-relative:margin" o:allowincell="f">
-          <v:imagedata r:id="rId1" o:title="carshop_Mesa de trabajo 1 (1)" gain="19661f" blacklevel="22938f"/>
-          <w10:wrap anchorx="margin" anchory="margin"/>
+        <v:shape id="WordPictureWatermark274157453" o:spid="_x0000_s1029" type="#_x0000_t75" style="position:absolute;margin-left:0;margin-top:0;width:539.1pt;height:359.4pt;z-index:-251653120;mso-position-horizontal:center;mso-position-horizontal-relative:margin;mso-position-vertical:center;mso-position-vertical-relative:margin" o:allowincell="f">
+          <v:imagedata r:id="rId1" o:title="veloc"/>
         </v:shape>
       </w:pict>
     </w:r>

--- a/plantillas/venta_contrato_vehiculo_PN_v2.docx
+++ b/plantillas/venta_contrato_vehiculo_PN_v2.docx
@@ -722,6 +722,548 @@
         <w:t>:</w:t>
       </w:r>
     </w:p>
+    <w:tbl>
+      <w:tblPr>
+        <w:tblStyle w:val="Tablaconcuadrcula"/>
+        <w:tblW w:w="0" w:type="auto"/>
+        <w:tblBorders>
+          <w:top w:val="none" w:sz="0" w:space="0" w:color="auto"/>
+          <w:left w:val="none" w:sz="0" w:space="0" w:color="auto"/>
+          <w:bottom w:val="none" w:sz="0" w:space="0" w:color="auto"/>
+          <w:right w:val="none" w:sz="0" w:space="0" w:color="auto"/>
+          <w:insideH w:val="none" w:sz="0" w:space="0" w:color="auto"/>
+          <w:insideV w:val="none" w:sz="0" w:space="0" w:color="auto"/>
+        </w:tblBorders>
+        <w:tblLook w:val="04A0" w:firstRow="1" w:lastRow="0" w:firstColumn="1" w:lastColumn="0" w:noHBand="0" w:noVBand="1"/>
+      </w:tblPr>
+      <w:tblGrid>
+        <w:gridCol w:w="1326"/>
+        <w:gridCol w:w="2530"/>
+        <w:gridCol w:w="1658"/>
+        <w:gridCol w:w="1830"/>
+        <w:gridCol w:w="1156"/>
+        <w:gridCol w:w="2290"/>
+      </w:tblGrid>
+      <w:tr>
+        <w:tc>
+          <w:tcPr>
+            <w:tcW w:w="1326" w:type="dxa"/>
+          </w:tcPr>
+          <w:p>
+            <w:pPr>
+              <w:jc w:val="right"/>
+              <w:rPr>
+                <w:rFonts w:cstheme="minorHAnsi"/>
+              </w:rPr>
+            </w:pPr>
+            <w:r>
+              <w:rPr>
+                <w:rFonts w:cstheme="minorHAnsi"/>
+                <w:b/>
+                <w:bCs/>
+              </w:rPr>
+              <w:t>EA:</w:t>
+            </w:r>
+          </w:p>
+        </w:tc>
+        <w:tc>
+          <w:tcPr>
+            <w:tcW w:w="2530" w:type="dxa"/>
+          </w:tcPr>
+          <w:p>
+            <w:pPr>
+              <w:pStyle w:val="Sinespaciado"/>
+              <w:jc w:val="both"/>
+              <w:rPr>
+                <w:rFonts w:cstheme="minorHAnsi"/>
+                <w:b/>
+                <w:bCs/>
+              </w:rPr>
+            </w:pPr>
+            <w:permStart w:id="980436006" w:edGrp="everyone"/>
+            <w:r>
+              <w:t>${CODIGO_VEHICULO}</w:t>
+            </w:r>
+            <w:permEnd w:id="980436006"/>
+          </w:p>
+        </w:tc>
+        <w:tc>
+          <w:tcPr>
+            <w:tcW w:w="1658" w:type="dxa"/>
+          </w:tcPr>
+          <w:p>
+            <w:pPr>
+              <w:jc w:val="right"/>
+              <w:rPr>
+                <w:rFonts w:cstheme="minorHAnsi"/>
+              </w:rPr>
+            </w:pPr>
+            <w:r>
+              <w:rPr>
+                <w:rFonts w:cstheme="minorHAnsi"/>
+                <w:b/>
+                <w:bCs/>
+              </w:rPr>
+              <w:t>PLACA:</w:t>
+            </w:r>
+          </w:p>
+        </w:tc>
+        <w:tc>
+          <w:tcPr>
+            <w:tcW w:w="1830" w:type="dxa"/>
+          </w:tcPr>
+          <w:p>
+            <w:pPr>
+              <w:pStyle w:val="Sinespaciado"/>
+              <w:jc w:val="both"/>
+              <w:rPr>
+                <w:rFonts w:cstheme="minorHAnsi"/>
+                <w:b/>
+                <w:bCs/>
+              </w:rPr>
+            </w:pPr>
+            <w:permStart w:id="158343" w:edGrp="everyone"/>
+            <w:r>
+              <w:t>${PLACA}</w:t>
+            </w:r>
+            <w:permEnd w:id="158343"/>
+          </w:p>
+        </w:tc>
+        <w:tc>
+          <w:tcPr>
+            <w:tcW w:w="1156" w:type="dxa"/>
+          </w:tcPr>
+          <w:p>
+            <w:pPr>
+              <w:jc w:val="right"/>
+              <w:rPr>
+                <w:rFonts w:cstheme="minorHAnsi"/>
+              </w:rPr>
+            </w:pPr>
+            <w:r>
+              <w:rPr>
+                <w:rFonts w:cstheme="minorHAnsi"/>
+                <w:b/>
+                <w:bCs/>
+              </w:rPr>
+              <w:t>MARCA:</w:t>
+            </w:r>
+          </w:p>
+        </w:tc>
+        <w:tc>
+          <w:tcPr>
+            <w:tcW w:w="2290" w:type="dxa"/>
+          </w:tcPr>
+          <w:p>
+            <w:pPr>
+              <w:pStyle w:val="Sinespaciado"/>
+              <w:jc w:val="both"/>
+              <w:rPr>
+                <w:rFonts w:cstheme="minorHAnsi"/>
+                <w:b/>
+                <w:bCs/>
+              </w:rPr>
+            </w:pPr>
+            <w:permStart w:id="1127440722" w:edGrp="everyone"/>
+            <w:r>
+              <w:t>${MARCA}</w:t>
+            </w:r>
+            <w:permEnd w:id="1127440722"/>
+          </w:p>
+        </w:tc>
+      </w:tr>
+      <w:tr>
+        <w:tc>
+          <w:tcPr>
+            <w:tcW w:w="1326" w:type="dxa"/>
+          </w:tcPr>
+          <w:p>
+            <w:pPr>
+              <w:jc w:val="right"/>
+              <w:rPr>
+                <w:rFonts w:cstheme="minorHAnsi"/>
+              </w:rPr>
+            </w:pPr>
+            <w:r>
+              <w:rPr>
+                <w:rFonts w:cstheme="minorHAnsi"/>
+                <w:b/>
+                <w:bCs/>
+              </w:rPr>
+              <w:t>MODELO:</w:t>
+            </w:r>
+          </w:p>
+        </w:tc>
+        <w:tc>
+          <w:tcPr>
+            <w:tcW w:w="2530" w:type="dxa"/>
+          </w:tcPr>
+          <w:p>
+            <w:pPr>
+              <w:pStyle w:val="Sinespaciado"/>
+              <w:jc w:val="both"/>
+              <w:rPr>
+                <w:rFonts w:cstheme="minorHAnsi"/>
+                <w:b/>
+                <w:bCs/>
+              </w:rPr>
+            </w:pPr>
+            <w:permStart w:id="61954717" w:edGrp="everyone"/>
+            <w:r>
+              <w:t>${MODELO}</w:t>
+            </w:r>
+            <w:permEnd w:id="61954717"/>
+          </w:p>
+        </w:tc>
+        <w:tc>
+          <w:tcPr>
+            <w:tcW w:w="1658" w:type="dxa"/>
+          </w:tcPr>
+          <w:p>
+            <w:pPr>
+              <w:jc w:val="right"/>
+              <w:rPr>
+                <w:rFonts w:cstheme="minorHAnsi"/>
+              </w:rPr>
+            </w:pPr>
+            <w:r>
+              <w:rPr>
+                <w:rFonts w:cstheme="minorHAnsi"/>
+                <w:b/>
+                <w:bCs/>
+              </w:rPr>
+              <w:t>TIPO:</w:t>
+            </w:r>
+          </w:p>
+        </w:tc>
+        <w:tc>
+          <w:tcPr>
+            <w:tcW w:w="1830" w:type="dxa"/>
+          </w:tcPr>
+          <w:p>
+            <w:pPr>
+              <w:pStyle w:val="Sinespaciado"/>
+              <w:jc w:val="both"/>
+              <w:rPr>
+                <w:rFonts w:cstheme="minorHAnsi"/>
+                <w:b/>
+                <w:bCs/>
+              </w:rPr>
+            </w:pPr>
+            <w:permStart w:id="158946479" w:edGrp="everyone"/>
+            <w:r>
+              <w:t>${TIPO}</w:t>
+            </w:r>
+            <w:permEnd w:id="158946479"/>
+          </w:p>
+        </w:tc>
+        <w:tc>
+          <w:tcPr>
+            <w:tcW w:w="1156" w:type="dxa"/>
+          </w:tcPr>
+          <w:p>
+            <w:pPr>
+              <w:jc w:val="right"/>
+              <w:rPr>
+                <w:rFonts w:cstheme="minorHAnsi"/>
+              </w:rPr>
+            </w:pPr>
+            <w:r>
+              <w:rPr>
+                <w:rFonts w:cstheme="minorHAnsi"/>
+                <w:b/>
+                <w:bCs/>
+                <w:lang w:val="en-US"/>
+              </w:rPr>
+              <w:t>CHASIS:</w:t>
+            </w:r>
+          </w:p>
+        </w:tc>
+        <w:tc>
+          <w:tcPr>
+            <w:tcW w:w="2290" w:type="dxa"/>
+          </w:tcPr>
+          <w:p>
+            <w:pPr>
+              <w:pStyle w:val="Sinespaciado"/>
+              <w:jc w:val="both"/>
+              <w:rPr>
+                <w:rFonts w:cstheme="minorHAnsi"/>
+                <w:b/>
+                <w:bCs/>
+                <w:lang w:val="en-US"/>
+              </w:rPr>
+            </w:pPr>
+            <w:permStart w:id="1300108047" w:edGrp="everyone"/>
+            <w:r>
+              <w:rPr>
+                <w:lang w:val="en-US"/>
+              </w:rPr>
+              <w:t>${CHASIS}</w:t>
+            </w:r>
+            <w:permEnd w:id="1300108047"/>
+          </w:p>
+        </w:tc>
+      </w:tr>
+      <w:tr>
+        <w:tc>
+          <w:tcPr>
+            <w:tcW w:w="1326" w:type="dxa"/>
+          </w:tcPr>
+          <w:p>
+            <w:pPr>
+              <w:jc w:val="right"/>
+              <w:rPr>
+                <w:rFonts w:cstheme="minorHAnsi"/>
+              </w:rPr>
+            </w:pPr>
+            <w:r>
+              <w:rPr>
+                <w:rFonts w:cstheme="minorHAnsi"/>
+                <w:b/>
+                <w:bCs/>
+                <w:lang w:val="en-US"/>
+              </w:rPr>
+              <w:t>MOTOR:</w:t>
+            </w:r>
+          </w:p>
+        </w:tc>
+        <w:tc>
+          <w:tcPr>
+            <w:tcW w:w="2530" w:type="dxa"/>
+          </w:tcPr>
+          <w:p>
+            <w:pPr>
+              <w:pStyle w:val="Sinespaciado"/>
+              <w:jc w:val="both"/>
+              <w:rPr>
+                <w:rFonts w:cstheme="minorHAnsi"/>
+                <w:b/>
+                <w:bCs/>
+                <w:lang w:val="en-US"/>
+              </w:rPr>
+            </w:pPr>
+            <w:permStart w:id="893867037" w:edGrp="everyone"/>
+            <w:r>
+              <w:rPr>
+                <w:lang w:val="en-US"/>
+              </w:rPr>
+              <w:t>${MOTOR}</w:t>
+            </w:r>
+            <w:permEnd w:id="893867037"/>
+          </w:p>
+        </w:tc>
+        <w:tc>
+          <w:tcPr>
+            <w:tcW w:w="1658" w:type="dxa"/>
+          </w:tcPr>
+          <w:p>
+            <w:pPr>
+              <w:jc w:val="right"/>
+              <w:rPr>
+                <w:rFonts w:cstheme="minorHAnsi"/>
+              </w:rPr>
+            </w:pPr>
+            <w:r>
+              <w:rPr>
+                <w:rFonts w:cstheme="minorHAnsi"/>
+                <w:b/>
+                <w:bCs/>
+                <w:lang w:val="en-US"/>
+              </w:rPr>
+              <w:t>COLOR</w:t>
+            </w:r>
+            <w:r>
+              <w:rPr>
+                <w:rFonts w:cstheme="minorHAnsi"/>
+                <w:lang w:val="en-US"/>
+              </w:rPr>
+              <w:t>:</w:t>
+            </w:r>
+          </w:p>
+        </w:tc>
+        <w:tc>
+          <w:tcPr>
+            <w:tcW w:w="1830" w:type="dxa"/>
+          </w:tcPr>
+          <w:p>
+            <w:pPr>
+              <w:pStyle w:val="Sinespaciado"/>
+              <w:tabs>
+                <w:tab w:val="left" w:pos="6105"/>
+              </w:tabs>
+              <w:jc w:val="both"/>
+              <w:rPr>
+                <w:rFonts w:cstheme="minorHAnsi"/>
+                <w:b/>
+                <w:bCs/>
+                <w:lang w:val="en-US"/>
+              </w:rPr>
+            </w:pPr>
+            <w:permStart w:id="323243697" w:edGrp="everyone"/>
+            <w:r>
+              <w:rPr>
+                <w:lang w:val="en-US"/>
+              </w:rPr>
+              <w:t>${COLOR}</w:t>
+            </w:r>
+            <w:permEnd w:id="323243697"/>
+          </w:p>
+        </w:tc>
+        <w:tc>
+          <w:tcPr>
+            <w:tcW w:w="1156" w:type="dxa"/>
+          </w:tcPr>
+          <w:p>
+            <w:pPr>
+              <w:jc w:val="right"/>
+              <w:rPr>
+                <w:rFonts w:cstheme="minorHAnsi"/>
+              </w:rPr>
+            </w:pPr>
+            <w:r>
+              <w:rPr>
+                <w:rFonts w:cstheme="minorHAnsi"/>
+                <w:b/>
+                <w:bCs/>
+              </w:rPr>
+              <w:t>AÑO:</w:t>
+            </w:r>
+          </w:p>
+        </w:tc>
+        <w:tc>
+          <w:tcPr>
+            <w:tcW w:w="2290" w:type="dxa"/>
+          </w:tcPr>
+          <w:p>
+            <w:pPr>
+              <w:pStyle w:val="Sinespaciado"/>
+              <w:tabs>
+                <w:tab w:val="left" w:pos="6105"/>
+              </w:tabs>
+              <w:jc w:val="both"/>
+              <w:rPr>
+                <w:rFonts w:cstheme="minorHAnsi"/>
+                <w:b/>
+                <w:bCs/>
+              </w:rPr>
+            </w:pPr>
+            <w:permStart w:id="2030307911" w:edGrp="everyone"/>
+            <w:r>
+              <w:t>${ANIO}</w:t>
+            </w:r>
+            <w:permEnd w:id="2030307911"/>
+          </w:p>
+        </w:tc>
+      </w:tr>
+      <w:tr>
+        <w:tc>
+          <w:tcPr>
+            <w:tcW w:w="1326" w:type="dxa"/>
+          </w:tcPr>
+          <w:p>
+            <w:pPr>
+              <w:jc w:val="right"/>
+              <w:rPr>
+                <w:rFonts w:cstheme="minorHAnsi"/>
+              </w:rPr>
+            </w:pPr>
+            <w:r>
+              <w:rPr>
+                <w:rFonts w:cstheme="minorHAnsi"/>
+                <w:b/>
+                <w:bCs/>
+              </w:rPr>
+              <w:t>CILINDRAJE:</w:t>
+            </w:r>
+          </w:p>
+        </w:tc>
+        <w:tc>
+          <w:tcPr>
+            <w:tcW w:w="2530" w:type="dxa"/>
+          </w:tcPr>
+          <w:p>
+            <w:pPr>
+              <w:pStyle w:val="Sinespaciado"/>
+              <w:jc w:val="both"/>
+              <w:rPr>
+                <w:rFonts w:cstheme="minorHAnsi"/>
+                <w:b/>
+                <w:bCs/>
+              </w:rPr>
+            </w:pPr>
+            <w:permStart w:id="1422723507" w:edGrp="everyone"/>
+            <w:r>
+              <w:t>${CILINDRAJE}</w:t>
+            </w:r>
+            <w:permEnd w:id="1422723507"/>
+          </w:p>
+        </w:tc>
+        <w:tc>
+          <w:tcPr>
+            <w:tcW w:w="1658" w:type="dxa"/>
+          </w:tcPr>
+          <w:p>
+            <w:pPr>
+              <w:jc w:val="right"/>
+              <w:rPr>
+                <w:rFonts w:cstheme="minorHAnsi"/>
+              </w:rPr>
+            </w:pPr>
+            <w:r>
+              <w:rPr>
+                <w:rFonts w:cstheme="minorHAnsi"/>
+                <w:b/>
+                <w:bCs/>
+              </w:rPr>
+              <w:t>COMBUSTIBLE:</w:t>
+            </w:r>
+          </w:p>
+        </w:tc>
+        <w:tc>
+          <w:tcPr>
+            <w:tcW w:w="1830" w:type="dxa"/>
+          </w:tcPr>
+          <w:p>
+            <w:pPr>
+              <w:pStyle w:val="Sinespaciado"/>
+              <w:jc w:val="both"/>
+            </w:pPr>
+            <w:permStart w:id="800995192" w:edGrp="everyone"/>
+            <w:r>
+              <w:t>${COMBUSTIBLE}</w:t>
+            </w:r>
+            <w:permEnd w:id="800995192"/>
+          </w:p>
+        </w:tc>
+        <w:tc>
+          <w:tcPr>
+            <w:tcW w:w="1156" w:type="dxa"/>
+          </w:tcPr>
+          <w:p>
+            <w:pPr>
+              <w:jc w:val="both"/>
+              <w:rPr>
+                <w:rFonts w:cstheme="minorHAnsi"/>
+              </w:rPr>
+            </w:pPr>
+          </w:p>
+        </w:tc>
+        <w:tc>
+          <w:tcPr>
+            <w:tcW w:w="2290" w:type="dxa"/>
+          </w:tcPr>
+          <w:p>
+            <w:pPr>
+              <w:jc w:val="both"/>
+              <w:rPr>
+                <w:rFonts w:cstheme="minorHAnsi"/>
+              </w:rPr>
+            </w:pPr>
+          </w:p>
+        </w:tc>
+      </w:tr>
+    </w:tbl>
     <w:p>
       <w:pPr>
         <w:pStyle w:val="Sinespaciado"/>
@@ -730,398 +1272,7 @@
           <w:rFonts w:cstheme="minorHAnsi"/>
           <w:b/>
           <w:bCs/>
-        </w:rPr>
-      </w:pPr>
-      <w:r>
-        <w:rPr>
-          <w:rFonts w:cstheme="minorHAnsi"/>
-          <w:b/>
-          <w:bCs/>
-        </w:rPr>
-        <w:t>EA:</w:t>
-      </w:r>
-      <w:r>
-        <w:rPr>
-          <w:rFonts w:cstheme="minorHAnsi"/>
-          <w:b/>
-          <w:bCs/>
-        </w:rPr>
-        <w:t xml:space="preserve"> </w:t>
-      </w:r>
-      <w:permStart w:id="1787257858" w:edGrp="everyone"/>
-      <w:r>
-        <w:t>${CODIGO_VEHICULO}</w:t>
-      </w:r>
-      <w:permEnd w:id="1787257858"/>
-    </w:p>
-    <w:p>
-      <w:pPr>
-        <w:pStyle w:val="Sinespaciado"/>
-        <w:jc w:val="both"/>
-        <w:rPr>
-          <w:rFonts w:cstheme="minorHAnsi"/>
-          <w:b/>
-          <w:bCs/>
-        </w:rPr>
-      </w:pPr>
-      <w:r>
-        <w:rPr>
-          <w:rFonts w:cstheme="minorHAnsi"/>
-          <w:b/>
-          <w:bCs/>
-        </w:rPr>
-        <w:t>PLACA:</w:t>
-      </w:r>
-      <w:r>
-        <w:rPr>
-          <w:rFonts w:cstheme="minorHAnsi"/>
-          <w:b/>
-          <w:bCs/>
-        </w:rPr>
-        <w:t xml:space="preserve"> </w:t>
-      </w:r>
-      <w:permStart w:id="311328723" w:edGrp="everyone"/>
-      <w:r>
-        <w:t>${PLACA}</w:t>
-      </w:r>
-      <w:permEnd w:id="311328723"/>
-    </w:p>
-    <w:p>
-      <w:pPr>
-        <w:pStyle w:val="Sinespaciado"/>
-        <w:jc w:val="both"/>
-        <w:rPr>
-          <w:rFonts w:cstheme="minorHAnsi"/>
-          <w:b/>
-          <w:bCs/>
-        </w:rPr>
-      </w:pPr>
-      <w:r>
-        <w:rPr>
-          <w:rFonts w:cstheme="minorHAnsi"/>
-          <w:b/>
-          <w:bCs/>
-        </w:rPr>
-        <w:t>MARCA:</w:t>
-      </w:r>
-      <w:r>
-        <w:rPr>
-          <w:rFonts w:cstheme="minorHAnsi"/>
-          <w:b/>
-          <w:bCs/>
-        </w:rPr>
-        <w:t xml:space="preserve"> </w:t>
-      </w:r>
-      <w:permStart w:id="542397125" w:edGrp="everyone"/>
-      <w:r>
-        <w:t>${MARCA}</w:t>
-      </w:r>
-      <w:permEnd w:id="542397125"/>
-    </w:p>
-    <w:p>
-      <w:pPr>
-        <w:pStyle w:val="Sinespaciado"/>
-        <w:jc w:val="both"/>
-        <w:rPr>
-          <w:rFonts w:cstheme="minorHAnsi"/>
-          <w:b/>
-          <w:bCs/>
-        </w:rPr>
-      </w:pPr>
-      <w:r>
-        <w:rPr>
-          <w:rFonts w:cstheme="minorHAnsi"/>
-          <w:b/>
-          <w:bCs/>
-        </w:rPr>
-        <w:t>MODELO</w:t>
-      </w:r>
-      <w:r>
-        <w:rPr>
-          <w:rFonts w:cstheme="minorHAnsi"/>
-          <w:b/>
-          <w:bCs/>
-        </w:rPr>
-        <w:t>:</w:t>
-      </w:r>
-      <w:r>
-        <w:rPr>
-          <w:rFonts w:cstheme="minorHAnsi"/>
-          <w:b/>
-          <w:bCs/>
-        </w:rPr>
-        <w:t xml:space="preserve"> </w:t>
-      </w:r>
-      <w:permStart w:id="2097894902" w:edGrp="everyone"/>
-      <w:r>
-        <w:t>${MODELO}</w:t>
-      </w:r>
-      <w:permEnd w:id="2097894902"/>
-    </w:p>
-    <w:p>
-      <w:pPr>
-        <w:pStyle w:val="Sinespaciado"/>
-        <w:jc w:val="both"/>
-        <w:rPr>
-          <w:rFonts w:cstheme="minorHAnsi"/>
-          <w:b/>
-          <w:bCs/>
-        </w:rPr>
-      </w:pPr>
-      <w:r>
-        <w:rPr>
-          <w:rFonts w:cstheme="minorHAnsi"/>
-          <w:b/>
-          <w:bCs/>
-        </w:rPr>
-        <w:t>TIPO</w:t>
-      </w:r>
-      <w:r>
-        <w:rPr>
-          <w:rFonts w:cstheme="minorHAnsi"/>
-          <w:b/>
-          <w:bCs/>
-        </w:rPr>
-        <w:t>:</w:t>
-      </w:r>
-      <w:r>
-        <w:rPr>
-          <w:rFonts w:cstheme="minorHAnsi"/>
-          <w:b/>
-          <w:bCs/>
-        </w:rPr>
-        <w:t xml:space="preserve"> </w:t>
-      </w:r>
-      <w:permStart w:id="106633220" w:edGrp="everyone"/>
-      <w:r>
-        <w:t>${TIPO}</w:t>
-      </w:r>
-      <w:permEnd w:id="106633220"/>
-    </w:p>
-    <w:p>
-      <w:pPr>
-        <w:pStyle w:val="Sinespaciado"/>
-        <w:jc w:val="both"/>
-        <w:rPr>
-          <w:rFonts w:cstheme="minorHAnsi"/>
-          <w:b/>
-          <w:bCs/>
-          <w:lang w:val="en-US"/>
-        </w:rPr>
-      </w:pPr>
-      <w:r>
-        <w:rPr>
-          <w:rFonts w:cstheme="minorHAnsi"/>
-          <w:b/>
-          <w:bCs/>
-          <w:lang w:val="en-US"/>
-        </w:rPr>
-        <w:t>CHASIS:</w:t>
-      </w:r>
-      <w:r>
-        <w:rPr>
-          <w:rFonts w:cstheme="minorHAnsi"/>
-          <w:b/>
-          <w:bCs/>
-          <w:lang w:val="en-US"/>
-        </w:rPr>
-        <w:t xml:space="preserve"> </w:t>
-      </w:r>
-      <w:permStart w:id="1802254575" w:edGrp="everyone"/>
-      <w:r>
-        <w:rPr>
-          <w:lang w:val="en-US"/>
-        </w:rPr>
-        <w:t>${CHASIS}</w:t>
-      </w:r>
-      <w:permEnd w:id="1802254575"/>
-    </w:p>
-    <w:p>
-      <w:pPr>
-        <w:pStyle w:val="Sinespaciado"/>
-        <w:jc w:val="both"/>
-        <w:rPr>
-          <w:rFonts w:cstheme="minorHAnsi"/>
-          <w:b/>
-          <w:bCs/>
-          <w:lang w:val="en-US"/>
-        </w:rPr>
-      </w:pPr>
-      <w:r>
-        <w:rPr>
-          <w:rFonts w:cstheme="minorHAnsi"/>
-          <w:b/>
-          <w:bCs/>
-          <w:lang w:val="en-US"/>
-        </w:rPr>
-        <w:t>MOTOR:</w:t>
-      </w:r>
-      <w:r>
-        <w:rPr>
-          <w:rFonts w:cstheme="minorHAnsi"/>
-          <w:b/>
-          <w:bCs/>
-          <w:lang w:val="en-US"/>
-        </w:rPr>
-        <w:t xml:space="preserve"> </w:t>
-      </w:r>
-      <w:permStart w:id="1853122422" w:edGrp="everyone"/>
-      <w:r>
-        <w:rPr>
-          <w:lang w:val="en-US"/>
-        </w:rPr>
-        <w:t>${MOTOR}</w:t>
-      </w:r>
-      <w:permEnd w:id="1853122422"/>
-    </w:p>
-    <w:p>
-      <w:pPr>
-        <w:pStyle w:val="Sinespaciado"/>
-        <w:tabs>
-          <w:tab w:val="left" w:pos="6105"/>
-        </w:tabs>
-        <w:jc w:val="both"/>
-        <w:rPr>
-          <w:rFonts w:cstheme="minorHAnsi"/>
-          <w:b/>
-          <w:bCs/>
-          <w:lang w:val="en-US"/>
-        </w:rPr>
-      </w:pPr>
-      <w:r>
-        <w:rPr>
-          <w:rFonts w:cstheme="minorHAnsi"/>
-          <w:b/>
-          <w:bCs/>
-          <w:lang w:val="en-US"/>
-        </w:rPr>
-        <w:t>COLOR</w:t>
-      </w:r>
-      <w:r>
-        <w:rPr>
-          <w:rFonts w:cstheme="minorHAnsi"/>
-          <w:lang w:val="en-US"/>
-        </w:rPr>
-        <w:t>:</w:t>
-      </w:r>
-      <w:r>
-        <w:rPr>
-          <w:rFonts w:cstheme="minorHAnsi"/>
-          <w:lang w:val="en-US"/>
-        </w:rPr>
-        <w:t xml:space="preserve"> </w:t>
-      </w:r>
-      <w:permStart w:id="317335517" w:edGrp="everyone"/>
-      <w:r>
-        <w:rPr>
-          <w:lang w:val="en-US"/>
-        </w:rPr>
-        <w:t>${COLOR}</w:t>
-      </w:r>
-      <w:permEnd w:id="317335517"/>
-    </w:p>
-    <w:p>
-      <w:pPr>
-        <w:pStyle w:val="Sinespaciado"/>
-        <w:tabs>
-          <w:tab w:val="left" w:pos="6105"/>
-        </w:tabs>
-        <w:jc w:val="both"/>
-        <w:rPr>
-          <w:rFonts w:cstheme="minorHAnsi"/>
-          <w:b/>
-          <w:bCs/>
-        </w:rPr>
-      </w:pPr>
-      <w:r>
-        <w:rPr>
-          <w:rFonts w:cstheme="minorHAnsi"/>
-          <w:b/>
-          <w:bCs/>
-        </w:rPr>
-        <w:t>AÑO:</w:t>
-      </w:r>
-      <w:r>
-        <w:rPr>
-          <w:rFonts w:cstheme="minorHAnsi"/>
-          <w:b/>
-          <w:bCs/>
-        </w:rPr>
-        <w:t xml:space="preserve"> </w:t>
-      </w:r>
-      <w:permStart w:id="1478047676" w:edGrp="everyone"/>
-      <w:r>
-        <w:t>${ANIO}</w:t>
-      </w:r>
-      <w:permEnd w:id="1478047676"/>
-    </w:p>
-    <w:p>
-      <w:pPr>
-        <w:pStyle w:val="Sinespaciado"/>
-        <w:jc w:val="both"/>
-        <w:rPr>
-          <w:rFonts w:cstheme="minorHAnsi"/>
-          <w:b/>
-          <w:bCs/>
-        </w:rPr>
-      </w:pPr>
-      <w:r>
-        <w:rPr>
-          <w:rFonts w:cstheme="minorHAnsi"/>
-          <w:b/>
-          <w:bCs/>
-        </w:rPr>
-        <w:t>CILINDRAJE:</w:t>
-      </w:r>
-      <w:r>
-        <w:rPr>
-          <w:rFonts w:cstheme="minorHAnsi"/>
-          <w:b/>
-          <w:bCs/>
-        </w:rPr>
-        <w:t xml:space="preserve"> </w:t>
-      </w:r>
-      <w:permStart w:id="57477276" w:edGrp="everyone"/>
-      <w:r>
-        <w:t>${CILINDRAJE}</w:t>
-      </w:r>
-      <w:permEnd w:id="57477276"/>
-    </w:p>
-    <w:p>
-      <w:pPr>
-        <w:pStyle w:val="Sinespaciado"/>
-        <w:jc w:val="both"/>
-      </w:pPr>
-      <w:r>
-        <w:rPr>
-          <w:rFonts w:cstheme="minorHAnsi"/>
-          <w:b/>
-          <w:bCs/>
-        </w:rPr>
-        <w:t>COMBUSTIBLE:</w:t>
-      </w:r>
-      <w:r>
-        <w:rPr>
-          <w:rFonts w:cstheme="minorHAnsi"/>
-          <w:b/>
-          <w:bCs/>
-        </w:rPr>
-        <w:t xml:space="preserve"> </w:t>
-      </w:r>
-      <w:permStart w:id="113181292" w:edGrp="everyone"/>
-      <w:r>
-        <w:t>${COMBUSTIBLE}</w:t>
-      </w:r>
-    </w:p>
-    <w:permEnd w:id="113181292"/>
-    <w:p>
-      <w:pPr>
-        <w:pStyle w:val="Sinespaciado"/>
-        <w:jc w:val="both"/>
-        <w:rPr>
-          <w:rFonts w:cstheme="minorHAnsi"/>
-          <w:b/>
-          <w:bCs/>
+          <w:u w:val="single"/>
         </w:rPr>
       </w:pPr>
     </w:p>
@@ -1826,227 +1977,233 @@
         <w:rPr>
           <w:rFonts w:cstheme="minorHAnsi"/>
         </w:rPr>
+        <w:t>daños o desperfecto</w:t>
+      </w:r>
+      <w:r>
+        <w:rPr>
+          <w:rFonts w:cstheme="minorHAnsi"/>
+        </w:rPr>
+        <w:t>s.</w:t>
+      </w:r>
+      <w:r>
+        <w:rPr>
+          <w:rFonts w:cstheme="minorHAnsi"/>
+        </w:rPr>
+        <w:t xml:space="preserve"> </w:t>
+      </w:r>
+      <w:r>
+        <w:rPr>
+          <w:rFonts w:cstheme="minorHAnsi"/>
+          <w:b/>
+          <w:bCs/>
+          <w:u w:val="single"/>
+        </w:rPr>
+        <w:t>SEXTA</w:t>
+      </w:r>
+      <w:r>
+        <w:rPr>
+          <w:rFonts w:cstheme="minorHAnsi"/>
+          <w:b/>
+          <w:bCs/>
+        </w:rPr>
+        <w:t xml:space="preserve">: </w:t>
+      </w:r>
+      <w:r>
+        <w:rPr>
+          <w:rFonts w:cstheme="minorHAnsi"/>
+        </w:rPr>
+        <w:t xml:space="preserve">EL VENDEDOR hace entrega del vehículo, en buen estado, libre de gravámenes, embargos, </w:t>
+      </w:r>
+      <w:r>
+        <w:rPr>
+          <w:rFonts w:cstheme="minorHAnsi"/>
+        </w:rPr>
+        <w:t>multas, pactos</w:t>
+      </w:r>
+      <w:r>
+        <w:rPr>
+          <w:rFonts w:cstheme="minorHAnsi"/>
+        </w:rPr>
+        <w:t xml:space="preserve"> de reserva de dominio y cualquiera otra circunstancia que afecte el libre comercio del bien objeto del presente contrato. </w:t>
+      </w:r>
+      <w:r>
+        <w:rPr>
+          <w:rFonts w:cstheme="minorHAnsi"/>
+          <w:b/>
+          <w:bCs/>
+          <w:u w:val="single"/>
+        </w:rPr>
+        <w:t>S</w:t>
+      </w:r>
+      <w:r>
+        <w:rPr>
+          <w:rFonts w:cstheme="minorHAnsi"/>
+          <w:b/>
+          <w:bCs/>
+          <w:u w:val="single"/>
+        </w:rPr>
+        <w:t>É</w:t>
+      </w:r>
+      <w:r>
+        <w:rPr>
+          <w:rFonts w:cstheme="minorHAnsi"/>
+          <w:b/>
+          <w:bCs/>
+          <w:u w:val="single"/>
+        </w:rPr>
+        <w:t>PTIMA</w:t>
+      </w:r>
+      <w:r>
+        <w:rPr>
+          <w:rFonts w:cstheme="minorHAnsi"/>
+        </w:rPr>
+        <w:t>: EL VENDEDOR se obliga a rend</w:t>
+      </w:r>
+      <w:r>
+        <w:rPr>
+          <w:rFonts w:cstheme="minorHAnsi"/>
+        </w:rPr>
+        <w:t>ir</w:t>
+      </w:r>
+      <w:r>
+        <w:rPr>
+          <w:rFonts w:cstheme="minorHAnsi"/>
+        </w:rPr>
+        <w:t xml:space="preserve"> a favor del COMPRADOR una garantía mecánica de </w:t>
+      </w:r>
+      <w:r>
+        <w:rPr>
+          <w:rFonts w:cstheme="minorHAnsi"/>
+        </w:rPr>
+        <w:t>sesenta</w:t>
+      </w:r>
+      <w:r>
+        <w:rPr>
+          <w:rFonts w:cstheme="minorHAnsi"/>
+        </w:rPr>
+        <w:t xml:space="preserve"> días (</w:t>
+      </w:r>
+      <w:r>
+        <w:rPr>
+          <w:rFonts w:cstheme="minorHAnsi"/>
+        </w:rPr>
+        <w:t>6</w:t>
+      </w:r>
+      <w:r>
+        <w:rPr>
+          <w:rFonts w:cstheme="minorHAnsi"/>
+        </w:rPr>
+        <w:t>0)</w:t>
+      </w:r>
+      <w:r>
+        <w:rPr>
+          <w:rFonts w:cstheme="minorHAnsi"/>
+        </w:rPr>
+        <w:t xml:space="preserve"> naturales</w:t>
+      </w:r>
+      <w:r>
+        <w:rPr>
+          <w:rFonts w:cstheme="minorHAnsi"/>
+        </w:rPr>
+        <w:t xml:space="preserve">, los cuales </w:t>
+      </w:r>
+      <w:r>
+        <w:rPr>
+          <w:rFonts w:cstheme="minorHAnsi"/>
+        </w:rPr>
+        <w:t>comienzan</w:t>
+      </w:r>
+      <w:r>
+        <w:rPr>
+          <w:rFonts w:cstheme="minorHAnsi"/>
+        </w:rPr>
+        <w:t xml:space="preserve"> a contar a partir del día de la entrega del vehículo. Dicha garantía mecánica cubre desperfectos de </w:t>
+      </w:r>
+      <w:r>
+        <w:rPr>
+          <w:rFonts w:cstheme="minorHAnsi"/>
+        </w:rPr>
+        <w:t>c</w:t>
+      </w:r>
+      <w:r>
+        <w:rPr>
+          <w:rFonts w:cstheme="minorHAnsi"/>
+        </w:rPr>
+        <w:t>aja, motor y diferencial (cuando aplique</w:t>
+      </w:r>
+      <w:r>
+        <w:rPr>
+          <w:rFonts w:cstheme="minorHAnsi"/>
+        </w:rPr>
+        <w:t xml:space="preserve"> o </w:t>
+      </w:r>
+      <w:r>
+        <w:rPr>
+          <w:rFonts w:cstheme="minorHAnsi"/>
+        </w:rPr>
+        <w:t>según lo plasmado en la política de garantía</w:t>
+      </w:r>
+      <w:r>
+        <w:rPr>
+          <w:rFonts w:cstheme="minorHAnsi"/>
+        </w:rPr>
+        <w:t>)</w:t>
+      </w:r>
+      <w:r>
+        <w:rPr>
+          <w:rFonts w:cstheme="minorHAnsi"/>
+        </w:rPr>
+        <w:t>.</w:t>
+      </w:r>
+      <w:r>
+        <w:rPr>
+          <w:rFonts w:cstheme="minorHAnsi"/>
+        </w:rPr>
+        <w:t xml:space="preserve"> </w:t>
+      </w:r>
+      <w:r>
+        <w:rPr>
+          <w:rFonts w:cstheme="minorHAnsi"/>
+          <w:b/>
+          <w:bCs/>
+          <w:u w:val="single"/>
+        </w:rPr>
+        <w:t>OCTAVA</w:t>
+      </w:r>
+      <w:r>
+        <w:rPr>
+          <w:rFonts w:cstheme="minorHAnsi"/>
+          <w:b/>
+          <w:bCs/>
+        </w:rPr>
+        <w:t xml:space="preserve">: </w:t>
+      </w:r>
+      <w:r>
+        <w:rPr>
+          <w:rFonts w:cstheme="minorHAnsi"/>
+        </w:rPr>
+        <w:t xml:space="preserve">Para hacer efectiva la garantía mecánica establecida en la cláusula SÉPTIMA, EL COMPRADOR deberá:  </w:t>
+      </w:r>
+      <w:r>
+        <w:rPr>
+          <w:rFonts w:cstheme="minorHAnsi"/>
+          <w:b/>
+          <w:bCs/>
+        </w:rPr>
+        <w:t>a)</w:t>
+      </w:r>
+      <w:r>
+        <w:rPr>
+          <w:rFonts w:cstheme="minorHAnsi"/>
+        </w:rPr>
+        <w:t xml:space="preserve"> Notificar inmediatamente por escrito o por cualquier medio a EL VENDEDOR dentro de las veinticuatro (24) horas siguientes de </w:t>
+      </w:r>
+      <w:r>
+        <w:rPr>
+          <w:rFonts w:cstheme="minorHAnsi"/>
+        </w:rPr>
         <w:lastRenderedPageBreak/>
-        <w:t>daños o desperfecto</w:t>
-      </w:r>
-      <w:r>
-        <w:rPr>
-          <w:rFonts w:cstheme="minorHAnsi"/>
-        </w:rPr>
-        <w:t>s.</w:t>
-      </w:r>
-      <w:r>
-        <w:rPr>
-          <w:rFonts w:cstheme="minorHAnsi"/>
-        </w:rPr>
-        <w:t xml:space="preserve"> </w:t>
-      </w:r>
-      <w:r>
-        <w:rPr>
-          <w:rFonts w:cstheme="minorHAnsi"/>
-          <w:b/>
-          <w:bCs/>
-          <w:u w:val="single"/>
-        </w:rPr>
-        <w:t>SEXTA</w:t>
-      </w:r>
-      <w:r>
-        <w:rPr>
-          <w:rFonts w:cstheme="minorHAnsi"/>
-          <w:b/>
-          <w:bCs/>
-        </w:rPr>
-        <w:t xml:space="preserve">: </w:t>
-      </w:r>
-      <w:r>
-        <w:rPr>
-          <w:rFonts w:cstheme="minorHAnsi"/>
-        </w:rPr>
-        <w:t xml:space="preserve">EL VENDEDOR hace entrega del vehículo, en buen estado, libre de gravámenes, embargos, </w:t>
-      </w:r>
-      <w:r>
-        <w:rPr>
-          <w:rFonts w:cstheme="minorHAnsi"/>
-        </w:rPr>
-        <w:t>multas, pactos</w:t>
-      </w:r>
-      <w:r>
-        <w:rPr>
-          <w:rFonts w:cstheme="minorHAnsi"/>
-        </w:rPr>
-        <w:t xml:space="preserve"> de reserva de dominio y cualquiera otra circunstancia que afecte el libre comercio del bien objeto del presente contrato. </w:t>
-      </w:r>
-      <w:r>
-        <w:rPr>
-          <w:rFonts w:cstheme="minorHAnsi"/>
-          <w:b/>
-          <w:bCs/>
-          <w:u w:val="single"/>
-        </w:rPr>
-        <w:t>S</w:t>
-      </w:r>
-      <w:r>
-        <w:rPr>
-          <w:rFonts w:cstheme="minorHAnsi"/>
-          <w:b/>
-          <w:bCs/>
-          <w:u w:val="single"/>
-        </w:rPr>
-        <w:t>É</w:t>
-      </w:r>
-      <w:r>
-        <w:rPr>
-          <w:rFonts w:cstheme="minorHAnsi"/>
-          <w:b/>
-          <w:bCs/>
-          <w:u w:val="single"/>
-        </w:rPr>
-        <w:t>PTIMA</w:t>
-      </w:r>
-      <w:r>
-        <w:rPr>
-          <w:rFonts w:cstheme="minorHAnsi"/>
-        </w:rPr>
-        <w:t>: EL VENDEDOR se obliga a rend</w:t>
-      </w:r>
-      <w:r>
-        <w:rPr>
-          <w:rFonts w:cstheme="minorHAnsi"/>
-        </w:rPr>
-        <w:t>ir</w:t>
-      </w:r>
-      <w:r>
-        <w:rPr>
-          <w:rFonts w:cstheme="minorHAnsi"/>
-        </w:rPr>
-        <w:t xml:space="preserve"> a favor del COMPRADOR una garantía mecánica de </w:t>
-      </w:r>
-      <w:r>
-        <w:rPr>
-          <w:rFonts w:cstheme="minorHAnsi"/>
-        </w:rPr>
-        <w:t>sesenta</w:t>
-      </w:r>
-      <w:r>
-        <w:rPr>
-          <w:rFonts w:cstheme="minorHAnsi"/>
-        </w:rPr>
-        <w:t xml:space="preserve"> días (</w:t>
-      </w:r>
-      <w:r>
-        <w:rPr>
-          <w:rFonts w:cstheme="minorHAnsi"/>
-        </w:rPr>
-        <w:t>6</w:t>
-      </w:r>
-      <w:r>
-        <w:rPr>
-          <w:rFonts w:cstheme="minorHAnsi"/>
-        </w:rPr>
-        <w:t>0)</w:t>
-      </w:r>
-      <w:r>
-        <w:rPr>
-          <w:rFonts w:cstheme="minorHAnsi"/>
-        </w:rPr>
-        <w:t xml:space="preserve"> naturales</w:t>
-      </w:r>
-      <w:r>
-        <w:rPr>
-          <w:rFonts w:cstheme="minorHAnsi"/>
-        </w:rPr>
-        <w:t xml:space="preserve">, los cuales </w:t>
-      </w:r>
-      <w:r>
-        <w:rPr>
-          <w:rFonts w:cstheme="minorHAnsi"/>
-        </w:rPr>
-        <w:t>comienzan</w:t>
-      </w:r>
-      <w:r>
-        <w:rPr>
-          <w:rFonts w:cstheme="minorHAnsi"/>
-        </w:rPr>
-        <w:t xml:space="preserve"> a contar a partir del día de la entrega del vehículo. Dicha garantía mecánica cubre desperfectos de </w:t>
-      </w:r>
-      <w:r>
-        <w:rPr>
-          <w:rFonts w:cstheme="minorHAnsi"/>
-        </w:rPr>
-        <w:t>c</w:t>
-      </w:r>
-      <w:r>
-        <w:rPr>
-          <w:rFonts w:cstheme="minorHAnsi"/>
-        </w:rPr>
-        <w:t>aja, motor y diferencial (cuando aplique</w:t>
-      </w:r>
-      <w:r>
-        <w:rPr>
-          <w:rFonts w:cstheme="minorHAnsi"/>
-        </w:rPr>
-        <w:t xml:space="preserve"> o </w:t>
-      </w:r>
-      <w:r>
-        <w:rPr>
-          <w:rFonts w:cstheme="minorHAnsi"/>
-        </w:rPr>
-        <w:t>según lo plasmado en la política de garantía</w:t>
-      </w:r>
-      <w:r>
-        <w:rPr>
-          <w:rFonts w:cstheme="minorHAnsi"/>
-        </w:rPr>
-        <w:t>)</w:t>
-      </w:r>
-      <w:r>
-        <w:rPr>
-          <w:rFonts w:cstheme="minorHAnsi"/>
-        </w:rPr>
-        <w:t>.</w:t>
-      </w:r>
-      <w:r>
-        <w:rPr>
-          <w:rFonts w:cstheme="minorHAnsi"/>
-        </w:rPr>
-        <w:t xml:space="preserve"> </w:t>
-      </w:r>
-      <w:r>
-        <w:rPr>
-          <w:rFonts w:cstheme="minorHAnsi"/>
-          <w:b/>
-          <w:bCs/>
-          <w:u w:val="single"/>
-        </w:rPr>
-        <w:t>OCTAVA</w:t>
-      </w:r>
-      <w:r>
-        <w:rPr>
-          <w:rFonts w:cstheme="minorHAnsi"/>
-          <w:b/>
-          <w:bCs/>
-        </w:rPr>
-        <w:t xml:space="preserve">: </w:t>
-      </w:r>
-      <w:r>
-        <w:rPr>
-          <w:rFonts w:cstheme="minorHAnsi"/>
-        </w:rPr>
-        <w:t xml:space="preserve">Para hacer efectiva la garantía mecánica establecida en la cláusula SÉPTIMA, EL COMPRADOR deberá:  </w:t>
-      </w:r>
-      <w:r>
-        <w:rPr>
-          <w:rFonts w:cstheme="minorHAnsi"/>
-          <w:b/>
-          <w:bCs/>
-        </w:rPr>
-        <w:t>a)</w:t>
-      </w:r>
-      <w:r>
-        <w:rPr>
-          <w:rFonts w:cstheme="minorHAnsi"/>
-        </w:rPr>
-        <w:t xml:space="preserve"> Notificar inmediatamente por escrito o por cualquier medio a EL VENDEDOR dentro de las veinticuatro (24) horas siguientes de detectado el desperfecto </w:t>
+        <w:t xml:space="preserve">detectado el desperfecto </w:t>
       </w:r>
       <w:r>
         <w:rPr>
@@ -2856,6 +3013,24 @@
         </w:rPr>
         <w:t>.</w:t>
       </w:r>
+    </w:p>
+    <w:p>
+      <w:pPr>
+        <w:pStyle w:val="Sinespaciado"/>
+        <w:jc w:val="both"/>
+        <w:rPr>
+          <w:rFonts w:cstheme="minorHAnsi"/>
+        </w:rPr>
+      </w:pPr>
+    </w:p>
+    <w:p>
+      <w:pPr>
+        <w:pStyle w:val="Sinespaciado"/>
+        <w:jc w:val="both"/>
+        <w:rPr>
+          <w:rFonts w:cstheme="minorHAnsi"/>
+        </w:rPr>
+      </w:pPr>
     </w:p>
     <w:p>
       <w:pPr>
@@ -3251,6 +3426,7 @@
         </v:shapetype>
         <v:shape id="WordPictureWatermark274157454" o:spid="_x0000_s1030" type="#_x0000_t75" style="position:absolute;margin-left:0;margin-top:0;width:539.1pt;height:359.4pt;z-index:-251652096;mso-position-horizontal:center;mso-position-horizontal-relative:margin;mso-position-vertical:center;mso-position-vertical-relative:margin" o:allowincell="f">
           <v:imagedata r:id="rId1" o:title="veloc"/>
+          <w10:wrap anchorx="margin" anchory="margin"/>
         </v:shape>
       </w:pict>
     </w:r>
@@ -3290,6 +3466,7 @@
         </v:shapetype>
         <v:shape id="WordPictureWatermark274157455" o:spid="_x0000_s1031" type="#_x0000_t75" style="position:absolute;margin-left:0;margin-top:0;width:539.1pt;height:359.4pt;z-index:-251651072;mso-position-horizontal:center;mso-position-horizontal-relative:margin;mso-position-vertical:center;mso-position-vertical-relative:margin" o:allowincell="f">
           <v:imagedata r:id="rId1" o:title="veloc"/>
+          <w10:wrap anchorx="margin" anchory="margin"/>
         </v:shape>
       </w:pict>
     </w:r>
@@ -3414,6 +3591,7 @@
         </v:shapetype>
         <v:shape id="WordPictureWatermark274157453" o:spid="_x0000_s1029" type="#_x0000_t75" style="position:absolute;margin-left:0;margin-top:0;width:539.1pt;height:359.4pt;z-index:-251653120;mso-position-horizontal:center;mso-position-horizontal-relative:margin;mso-position-vertical:center;mso-position-vertical-relative:margin" o:allowincell="f">
           <v:imagedata r:id="rId1" o:title="veloc"/>
+          <w10:wrap anchorx="margin" anchory="margin"/>
         </v:shape>
       </w:pict>
     </w:r>

--- a/plantillas/venta_contrato_vehiculo_PN_v2.docx
+++ b/plantillas/venta_contrato_vehiculo_PN_v2.docx
@@ -734,20 +734,21 @@
           <w:insideH w:val="none" w:sz="0" w:space="0" w:color="auto"/>
           <w:insideV w:val="none" w:sz="0" w:space="0" w:color="auto"/>
         </w:tblBorders>
+        <w:tblLayout w:type="fixed"/>
         <w:tblLook w:val="04A0" w:firstRow="1" w:lastRow="0" w:firstColumn="1" w:lastColumn="0" w:noHBand="0" w:noVBand="1"/>
       </w:tblPr>
       <w:tblGrid>
-        <w:gridCol w:w="1326"/>
-        <w:gridCol w:w="2530"/>
-        <w:gridCol w:w="1658"/>
-        <w:gridCol w:w="1830"/>
-        <w:gridCol w:w="1156"/>
-        <w:gridCol w:w="2290"/>
+        <w:gridCol w:w="1327"/>
+        <w:gridCol w:w="2235"/>
+        <w:gridCol w:w="1597"/>
+        <w:gridCol w:w="2393"/>
+        <w:gridCol w:w="991"/>
+        <w:gridCol w:w="2247"/>
       </w:tblGrid>
       <w:tr>
         <w:tc>
           <w:tcPr>
-            <w:tcW w:w="1326" w:type="dxa"/>
+            <w:tcW w:w="1327" w:type="dxa"/>
           </w:tcPr>
           <w:p>
             <w:pPr>
@@ -768,7 +769,7 @@
         </w:tc>
         <w:tc>
           <w:tcPr>
-            <w:tcW w:w="2530" w:type="dxa"/>
+            <w:tcW w:w="2235" w:type="dxa"/>
           </w:tcPr>
           <w:p>
             <w:pPr>
@@ -789,7 +790,7 @@
         </w:tc>
         <w:tc>
           <w:tcPr>
-            <w:tcW w:w="1658" w:type="dxa"/>
+            <w:tcW w:w="1597" w:type="dxa"/>
           </w:tcPr>
           <w:p>
             <w:pPr>
@@ -810,7 +811,7 @@
         </w:tc>
         <w:tc>
           <w:tcPr>
-            <w:tcW w:w="1830" w:type="dxa"/>
+            <w:tcW w:w="2393" w:type="dxa"/>
           </w:tcPr>
           <w:p>
             <w:pPr>
@@ -831,7 +832,7 @@
         </w:tc>
         <w:tc>
           <w:tcPr>
-            <w:tcW w:w="1156" w:type="dxa"/>
+            <w:tcW w:w="991" w:type="dxa"/>
           </w:tcPr>
           <w:p>
             <w:pPr>
@@ -852,7 +853,7 @@
         </w:tc>
         <w:tc>
           <w:tcPr>
-            <w:tcW w:w="2290" w:type="dxa"/>
+            <w:tcW w:w="2247" w:type="dxa"/>
           </w:tcPr>
           <w:p>
             <w:pPr>
@@ -875,7 +876,7 @@
       <w:tr>
         <w:tc>
           <w:tcPr>
-            <w:tcW w:w="1326" w:type="dxa"/>
+            <w:tcW w:w="1327" w:type="dxa"/>
           </w:tcPr>
           <w:p>
             <w:pPr>
@@ -896,7 +897,7 @@
         </w:tc>
         <w:tc>
           <w:tcPr>
-            <w:tcW w:w="2530" w:type="dxa"/>
+            <w:tcW w:w="2235" w:type="dxa"/>
           </w:tcPr>
           <w:p>
             <w:pPr>
@@ -917,7 +918,7 @@
         </w:tc>
         <w:tc>
           <w:tcPr>
-            <w:tcW w:w="1658" w:type="dxa"/>
+            <w:tcW w:w="1597" w:type="dxa"/>
           </w:tcPr>
           <w:p>
             <w:pPr>
@@ -938,7 +939,7 @@
         </w:tc>
         <w:tc>
           <w:tcPr>
-            <w:tcW w:w="1830" w:type="dxa"/>
+            <w:tcW w:w="2393" w:type="dxa"/>
           </w:tcPr>
           <w:p>
             <w:pPr>
@@ -959,7 +960,7 @@
         </w:tc>
         <w:tc>
           <w:tcPr>
-            <w:tcW w:w="1156" w:type="dxa"/>
+            <w:tcW w:w="991" w:type="dxa"/>
           </w:tcPr>
           <w:p>
             <w:pPr>
@@ -981,7 +982,7 @@
         </w:tc>
         <w:tc>
           <w:tcPr>
-            <w:tcW w:w="2290" w:type="dxa"/>
+            <w:tcW w:w="2247" w:type="dxa"/>
           </w:tcPr>
           <w:p>
             <w:pPr>
@@ -991,12 +992,16 @@
                 <w:rFonts w:cstheme="minorHAnsi"/>
                 <w:b/>
                 <w:bCs/>
+                <w:sz w:val="20"/>
+                <w:szCs w:val="20"/>
                 <w:lang w:val="en-US"/>
               </w:rPr>
             </w:pPr>
             <w:permStart w:id="1300108047" w:edGrp="everyone"/>
             <w:r>
               <w:rPr>
+                <w:sz w:val="20"/>
+                <w:szCs w:val="20"/>
                 <w:lang w:val="en-US"/>
               </w:rPr>
               <w:t>${CHASIS}</w:t>
@@ -1008,7 +1013,7 @@
       <w:tr>
         <w:tc>
           <w:tcPr>
-            <w:tcW w:w="1326" w:type="dxa"/>
+            <w:tcW w:w="1327" w:type="dxa"/>
           </w:tcPr>
           <w:p>
             <w:pPr>
@@ -1030,7 +1035,7 @@
         </w:tc>
         <w:tc>
           <w:tcPr>
-            <w:tcW w:w="2530" w:type="dxa"/>
+            <w:tcW w:w="2235" w:type="dxa"/>
           </w:tcPr>
           <w:p>
             <w:pPr>
@@ -1040,12 +1045,16 @@
                 <w:rFonts w:cstheme="minorHAnsi"/>
                 <w:b/>
                 <w:bCs/>
+                <w:sz w:val="20"/>
+                <w:szCs w:val="20"/>
                 <w:lang w:val="en-US"/>
               </w:rPr>
             </w:pPr>
             <w:permStart w:id="893867037" w:edGrp="everyone"/>
             <w:r>
               <w:rPr>
+                <w:sz w:val="20"/>
+                <w:szCs w:val="20"/>
                 <w:lang w:val="en-US"/>
               </w:rPr>
               <w:t>${MOTOR}</w:t>
@@ -1055,7 +1064,7 @@
         </w:tc>
         <w:tc>
           <w:tcPr>
-            <w:tcW w:w="1658" w:type="dxa"/>
+            <w:tcW w:w="1597" w:type="dxa"/>
           </w:tcPr>
           <w:p>
             <w:pPr>
@@ -1084,7 +1093,7 @@
         </w:tc>
         <w:tc>
           <w:tcPr>
-            <w:tcW w:w="1830" w:type="dxa"/>
+            <w:tcW w:w="2393" w:type="dxa"/>
           </w:tcPr>
           <w:p>
             <w:pPr>
@@ -1112,7 +1121,7 @@
         </w:tc>
         <w:tc>
           <w:tcPr>
-            <w:tcW w:w="1156" w:type="dxa"/>
+            <w:tcW w:w="991" w:type="dxa"/>
           </w:tcPr>
           <w:p>
             <w:pPr>
@@ -1133,7 +1142,7 @@
         </w:tc>
         <w:tc>
           <w:tcPr>
-            <w:tcW w:w="2290" w:type="dxa"/>
+            <w:tcW w:w="2247" w:type="dxa"/>
           </w:tcPr>
           <w:p>
             <w:pPr>
@@ -1159,7 +1168,7 @@
       <w:tr>
         <w:tc>
           <w:tcPr>
-            <w:tcW w:w="1326" w:type="dxa"/>
+            <w:tcW w:w="1327" w:type="dxa"/>
           </w:tcPr>
           <w:p>
             <w:pPr>
@@ -1180,7 +1189,7 @@
         </w:tc>
         <w:tc>
           <w:tcPr>
-            <w:tcW w:w="2530" w:type="dxa"/>
+            <w:tcW w:w="2235" w:type="dxa"/>
           </w:tcPr>
           <w:p>
             <w:pPr>
@@ -1201,7 +1210,7 @@
         </w:tc>
         <w:tc>
           <w:tcPr>
-            <w:tcW w:w="1658" w:type="dxa"/>
+            <w:tcW w:w="1597" w:type="dxa"/>
           </w:tcPr>
           <w:p>
             <w:pPr>
@@ -1222,7 +1231,7 @@
         </w:tc>
         <w:tc>
           <w:tcPr>
-            <w:tcW w:w="1830" w:type="dxa"/>
+            <w:tcW w:w="2393" w:type="dxa"/>
           </w:tcPr>
           <w:p>
             <w:pPr>
@@ -1238,7 +1247,7 @@
         </w:tc>
         <w:tc>
           <w:tcPr>
-            <w:tcW w:w="1156" w:type="dxa"/>
+            <w:tcW w:w="991" w:type="dxa"/>
           </w:tcPr>
           <w:p>
             <w:pPr>
@@ -1251,7 +1260,7 @@
         </w:tc>
         <w:tc>
           <w:tcPr>
-            <w:tcW w:w="2290" w:type="dxa"/>
+            <w:tcW w:w="2247" w:type="dxa"/>
           </w:tcPr>
           <w:p>
             <w:pPr>

--- a/plantillas/venta_contrato_vehiculo_PN_v2.docx
+++ b/plantillas/venta_contrato_vehiculo_PN_v2.docx
@@ -3232,6 +3232,42 @@
         <w:jc w:val="both"/>
         <w:rPr>
           <w:rFonts w:cstheme="minorHAnsi"/>
+        </w:rPr>
+      </w:pPr>
+    </w:p>
+    <w:p>
+      <w:pPr>
+        <w:tabs>
+          <w:tab w:val="left" w:pos="6210"/>
+        </w:tabs>
+        <w:rPr>
+          <w:rFonts w:cstheme="minorHAnsi"/>
+          <w:sz w:val="24"/>
+          <w:szCs w:val="24"/>
+        </w:rPr>
+      </w:pPr>
+    </w:p>
+    <w:p>
+      <w:pPr>
+        <w:tabs>
+          <w:tab w:val="left" w:pos="6210"/>
+        </w:tabs>
+        <w:rPr>
+          <w:rFonts w:cstheme="minorHAnsi"/>
+          <w:sz w:val="24"/>
+          <w:szCs w:val="24"/>
+        </w:rPr>
+      </w:pPr>
+    </w:p>
+    <w:p>
+      <w:pPr>
+        <w:tabs>
+          <w:tab w:val="left" w:pos="6210"/>
+        </w:tabs>
+        <w:rPr>
+          <w:rFonts w:cstheme="minorHAnsi"/>
+          <w:sz w:val="24"/>
+          <w:szCs w:val="24"/>
         </w:rPr>
       </w:pPr>
     </w:p>

--- a/plantillas/venta_contrato_vehiculo_PN_v2.docx
+++ b/plantillas/venta_contrato_vehiculo_PN_v2.docx
@@ -1384,7 +1384,19 @@
         <w:rPr>
           <w:rFonts w:cstheme="minorHAnsi"/>
         </w:rPr>
-        <w:t xml:space="preserve"> en este acto el comprador deja en concepto de prima la cantidad de </w:t>
+        <w:t xml:space="preserve"> en este acto el comprador deja en concepto de </w:t>
+      </w:r>
+      <w:r>
+        <w:rPr>
+          <w:rFonts w:cstheme="minorHAnsi"/>
+        </w:rPr>
+        <w:t>reserva</w:t>
+      </w:r>
+      <w:r>
+        <w:rPr>
+          <w:rFonts w:cstheme="minorHAnsi"/>
+        </w:rPr>
+        <w:t xml:space="preserve"> la cantidad de </w:t>
       </w:r>
       <w:permStart w:id="310261453" w:edGrp="everyone"/>
       <w:r>
@@ -3286,10 +3298,8 @@
     <w:sectPr>
       <w:headerReference w:type="even" r:id="rId7"/>
       <w:headerReference w:type="default" r:id="rId8"/>
-      <w:footerReference w:type="even" r:id="rId9"/>
-      <w:footerReference w:type="default" r:id="rId10"/>
-      <w:headerReference w:type="first" r:id="rId11"/>
-      <w:footerReference w:type="first" r:id="rId12"/>
+      <w:footerReference w:type="default" r:id="rId9"/>
+      <w:headerReference w:type="first" r:id="rId10"/>
       <w:pgSz w:w="12240" w:h="15840" w:code="1"/>
       <w:pgMar w:top="1701" w:right="720" w:bottom="1560" w:left="720" w:header="709" w:footer="709" w:gutter="0"/>
       <w:cols w:space="708"/>
@@ -3325,16 +3335,6 @@
 </file>
 
 <file path=word/footer1.xml><?xml version="1.0" encoding="utf-8"?>
-<w:ftr xmlns:wpc="http://schemas.microsoft.com/office/word/2010/wordprocessingCanvas" xmlns:cx="http://schemas.microsoft.com/office/drawing/2014/chartex" xmlns:cx1="http://schemas.microsoft.com/office/drawing/2015/9/8/chartex" xmlns:cx2="http://schemas.microsoft.com/office/drawing/2015/10/21/chartex" xmlns:cx3="http://schemas.microsoft.com/office/drawing/2016/5/9/chartex" xmlns:cx4="http://schemas.microsoft.com/office/drawing/2016/5/10/chartex" xmlns:cx5="http://schemas.microsoft.com/office/drawing/2016/5/11/chartex" xmlns:cx6="http://schemas.microsoft.com/office/drawing/2016/5/12/chartex" xmlns:cx7="http://schemas.microsoft.com/office/drawing/2016/5/13/chartex" xmlns:cx8="http://schemas.microsoft.com/office/drawing/2016/5/14/chartex" xmlns:mc="http://schemas.openxmlformats.org/markup-compatibility/2006" xmlns:aink="http://schemas.microsoft.com/office/drawing/2016/ink" xmlns:am3d="http://schemas.microsoft.com/office/drawing/2017/model3d" xmlns:o="urn:schemas-microsoft-com:office:office" xmlns:oel="http://schemas.microsoft.com/office/2019/extlst" xmlns:r="http://schemas.openxmlformats.org/officeDocument/2006/relationships" xmlns:m="http://schemas.openxmlformats.org/officeDocument/2006/math" xmlns:v="urn:schemas-microsoft-com:vml" xmlns:wp14="http://schemas.microsoft.com/office/word/2010/wordprocessingDrawing" xmlns:wp="http://schemas.openxmlformats.org/drawingml/2006/wordprocessingDrawing" xmlns:w10="urn:schemas-microsoft-com:office:word" xmlns:w="http://schemas.openxmlformats.org/wordprocessingml/2006/main" xmlns:w14="http://schemas.microsoft.com/office/word/2010/wordml" xmlns:w15="http://schemas.microsoft.com/office/word/2012/wordml" xmlns:w16cex="http://schemas.microsoft.com/office/word/2018/wordml/cex" xmlns:w16cid="http://schemas.microsoft.com/office/word/2016/wordml/cid" xmlns:w16="http://schemas.microsoft.com/office/word/2018/wordml" xmlns:w16du="http://schemas.microsoft.com/office/word/2023/wordml/word16du" xmlns:w16sdtdh="http://schemas.microsoft.com/office/word/2020/wordml/sdtdatahash" xmlns:w16sdtfl="http://schemas.microsoft.com/office/word/2024/wordml/sdtformatlock" xmlns:w16se="http://schemas.microsoft.com/office/word/2015/wordml/symex" xmlns:wpg="http://schemas.microsoft.com/office/word/2010/wordprocessingGroup" xmlns:wpi="http://schemas.microsoft.com/office/word/2010/wordprocessingInk" xmlns:wne="http://schemas.microsoft.com/office/word/2006/wordml" xmlns:wps="http://schemas.microsoft.com/office/word/2010/wordprocessingShape" mc:Ignorable="w14 w15 w16se w16cid w16 w16cex w16sdtdh w16sdtfl w16du wp14">
-  <w:p>
-    <w:pPr>
-      <w:pStyle w:val="Piedepgina"/>
-    </w:pPr>
-  </w:p>
-</w:ftr>
-</file>
-
-<file path=word/footer2.xml><?xml version="1.0" encoding="utf-8"?>
 <w:ftr xmlns:wpc="http://schemas.microsoft.com/office/word/2010/wordprocessingCanvas" xmlns:cx="http://schemas.microsoft.com/office/drawing/2014/chartex" xmlns:cx1="http://schemas.microsoft.com/office/drawing/2015/9/8/chartex" xmlns:cx2="http://schemas.microsoft.com/office/drawing/2015/10/21/chartex" xmlns:cx3="http://schemas.microsoft.com/office/drawing/2016/5/9/chartex" xmlns:cx4="http://schemas.microsoft.com/office/drawing/2016/5/10/chartex" xmlns:cx5="http://schemas.microsoft.com/office/drawing/2016/5/11/chartex" xmlns:cx6="http://schemas.microsoft.com/office/drawing/2016/5/12/chartex" xmlns:cx7="http://schemas.microsoft.com/office/drawing/2016/5/13/chartex" xmlns:cx8="http://schemas.microsoft.com/office/drawing/2016/5/14/chartex" xmlns:mc="http://schemas.openxmlformats.org/markup-compatibility/2006" xmlns:aink="http://schemas.microsoft.com/office/drawing/2016/ink" xmlns:am3d="http://schemas.microsoft.com/office/drawing/2017/model3d" xmlns:o="urn:schemas-microsoft-com:office:office" xmlns:oel="http://schemas.microsoft.com/office/2019/extlst" xmlns:r="http://schemas.openxmlformats.org/officeDocument/2006/relationships" xmlns:m="http://schemas.openxmlformats.org/officeDocument/2006/math" xmlns:v="urn:schemas-microsoft-com:vml" xmlns:wp14="http://schemas.microsoft.com/office/word/2010/wordprocessingDrawing" xmlns:wp="http://schemas.openxmlformats.org/drawingml/2006/wordprocessingDrawing" xmlns:w10="urn:schemas-microsoft-com:office:word" xmlns:w="http://schemas.openxmlformats.org/wordprocessingml/2006/main" xmlns:w14="http://schemas.microsoft.com/office/word/2010/wordml" xmlns:w15="http://schemas.microsoft.com/office/word/2012/wordml" xmlns:w16cex="http://schemas.microsoft.com/office/word/2018/wordml/cex" xmlns:w16cid="http://schemas.microsoft.com/office/word/2016/wordml/cid" xmlns:w16="http://schemas.microsoft.com/office/word/2018/wordml" xmlns:w16du="http://schemas.microsoft.com/office/word/2023/wordml/word16du" xmlns:w16sdtdh="http://schemas.microsoft.com/office/word/2020/wordml/sdtdatahash" xmlns:w16sdtfl="http://schemas.microsoft.com/office/word/2024/wordml/sdtformatlock" xmlns:w16se="http://schemas.microsoft.com/office/word/2015/wordml/symex" xmlns:wpg="http://schemas.microsoft.com/office/word/2010/wordprocessingGroup" xmlns:wpi="http://schemas.microsoft.com/office/word/2010/wordprocessingInk" xmlns:wne="http://schemas.microsoft.com/office/word/2006/wordml" xmlns:wps="http://schemas.microsoft.com/office/word/2010/wordprocessingShape" mc:Ignorable="w14 w15 w16se w16cid w16 w16cex w16sdtdh w16sdtfl w16du wp14">
   <w:p>
     <w:pPr>
@@ -3400,16 +3400,6 @@
         </wp:anchor>
       </w:drawing>
     </w:r>
-  </w:p>
-</w:ftr>
-</file>
-
-<file path=word/footer3.xml><?xml version="1.0" encoding="utf-8"?>
-<w:ftr xmlns:wpc="http://schemas.microsoft.com/office/word/2010/wordprocessingCanvas" xmlns:cx="http://schemas.microsoft.com/office/drawing/2014/chartex" xmlns:cx1="http://schemas.microsoft.com/office/drawing/2015/9/8/chartex" xmlns:cx2="http://schemas.microsoft.com/office/drawing/2015/10/21/chartex" xmlns:cx3="http://schemas.microsoft.com/office/drawing/2016/5/9/chartex" xmlns:cx4="http://schemas.microsoft.com/office/drawing/2016/5/10/chartex" xmlns:cx5="http://schemas.microsoft.com/office/drawing/2016/5/11/chartex" xmlns:cx6="http://schemas.microsoft.com/office/drawing/2016/5/12/chartex" xmlns:cx7="http://schemas.microsoft.com/office/drawing/2016/5/13/chartex" xmlns:cx8="http://schemas.microsoft.com/office/drawing/2016/5/14/chartex" xmlns:mc="http://schemas.openxmlformats.org/markup-compatibility/2006" xmlns:aink="http://schemas.microsoft.com/office/drawing/2016/ink" xmlns:am3d="http://schemas.microsoft.com/office/drawing/2017/model3d" xmlns:o="urn:schemas-microsoft-com:office:office" xmlns:oel="http://schemas.microsoft.com/office/2019/extlst" xmlns:r="http://schemas.openxmlformats.org/officeDocument/2006/relationships" xmlns:m="http://schemas.openxmlformats.org/officeDocument/2006/math" xmlns:v="urn:schemas-microsoft-com:vml" xmlns:wp14="http://schemas.microsoft.com/office/word/2010/wordprocessingDrawing" xmlns:wp="http://schemas.openxmlformats.org/drawingml/2006/wordprocessingDrawing" xmlns:w10="urn:schemas-microsoft-com:office:word" xmlns:w="http://schemas.openxmlformats.org/wordprocessingml/2006/main" xmlns:w14="http://schemas.microsoft.com/office/word/2010/wordml" xmlns:w15="http://schemas.microsoft.com/office/word/2012/wordml" xmlns:w16cex="http://schemas.microsoft.com/office/word/2018/wordml/cex" xmlns:w16cid="http://schemas.microsoft.com/office/word/2016/wordml/cid" xmlns:w16="http://schemas.microsoft.com/office/word/2018/wordml" xmlns:w16du="http://schemas.microsoft.com/office/word/2023/wordml/word16du" xmlns:w16sdtdh="http://schemas.microsoft.com/office/word/2020/wordml/sdtdatahash" xmlns:w16sdtfl="http://schemas.microsoft.com/office/word/2024/wordml/sdtformatlock" xmlns:w16se="http://schemas.microsoft.com/office/word/2015/wordml/symex" xmlns:wpg="http://schemas.microsoft.com/office/word/2010/wordprocessingGroup" xmlns:wpi="http://schemas.microsoft.com/office/word/2010/wordprocessingInk" xmlns:wne="http://schemas.microsoft.com/office/word/2006/wordml" xmlns:wps="http://schemas.microsoft.com/office/word/2010/wordprocessingShape" mc:Ignorable="w14 w15 w16se w16cid w16 w16cex w16sdtdh w16sdtfl w16du wp14">
-  <w:p>
-    <w:pPr>
-      <w:pStyle w:val="Piedepgina"/>
-    </w:pPr>
   </w:p>
 </w:ftr>
 </file>
@@ -3574,31 +3564,6 @@
           </wp14:sizeRelV>
         </wp:anchor>
       </w:drawing>
-    </w:r>
-    <w:r>
-      <w:t>Código: RE-CS-03</w:t>
-    </w:r>
-  </w:p>
-  <w:p>
-    <w:pPr>
-      <w:pStyle w:val="Encabezado"/>
-    </w:pPr>
-    <w:r>
-      <w:t>Versión: 0</w:t>
-    </w:r>
-    <w:r>
-      <w:t>3</w:t>
-    </w:r>
-  </w:p>
-  <w:p>
-    <w:pPr>
-      <w:pStyle w:val="Encabezado"/>
-    </w:pPr>
-    <w:r>
-      <w:t xml:space="preserve">Fecha: </w:t>
-    </w:r>
-    <w:r>
-      <w:t>28 de febrero de 2026</w:t>
     </w:r>
   </w:p>
 </w:hdr>

--- a/plantillas/venta_contrato_vehiculo_PN_v2.docx
+++ b/plantillas/venta_contrato_vehiculo_PN_v2.docx
@@ -739,9 +739,9 @@
       </w:tblPr>
       <w:tblGrid>
         <w:gridCol w:w="1327"/>
-        <w:gridCol w:w="2235"/>
-        <w:gridCol w:w="1597"/>
-        <w:gridCol w:w="2393"/>
+        <w:gridCol w:w="1650"/>
+        <w:gridCol w:w="1701"/>
+        <w:gridCol w:w="2874"/>
         <w:gridCol w:w="991"/>
         <w:gridCol w:w="2247"/>
       </w:tblGrid>
@@ -769,7 +769,7 @@
         </w:tc>
         <w:tc>
           <w:tcPr>
-            <w:tcW w:w="2235" w:type="dxa"/>
+            <w:tcW w:w="1650" w:type="dxa"/>
           </w:tcPr>
           <w:p>
             <w:pPr>
@@ -790,7 +790,7 @@
         </w:tc>
         <w:tc>
           <w:tcPr>
-            <w:tcW w:w="1597" w:type="dxa"/>
+            <w:tcW w:w="1701" w:type="dxa"/>
           </w:tcPr>
           <w:p>
             <w:pPr>
@@ -811,7 +811,7 @@
         </w:tc>
         <w:tc>
           <w:tcPr>
-            <w:tcW w:w="2393" w:type="dxa"/>
+            <w:tcW w:w="2874" w:type="dxa"/>
           </w:tcPr>
           <w:p>
             <w:pPr>
@@ -897,7 +897,7 @@
         </w:tc>
         <w:tc>
           <w:tcPr>
-            <w:tcW w:w="2235" w:type="dxa"/>
+            <w:tcW w:w="1650" w:type="dxa"/>
           </w:tcPr>
           <w:p>
             <w:pPr>
@@ -918,7 +918,7 @@
         </w:tc>
         <w:tc>
           <w:tcPr>
-            <w:tcW w:w="1597" w:type="dxa"/>
+            <w:tcW w:w="1701" w:type="dxa"/>
           </w:tcPr>
           <w:p>
             <w:pPr>
@@ -939,7 +939,7 @@
         </w:tc>
         <w:tc>
           <w:tcPr>
-            <w:tcW w:w="2393" w:type="dxa"/>
+            <w:tcW w:w="2874" w:type="dxa"/>
           </w:tcPr>
           <w:p>
             <w:pPr>
@@ -1035,7 +1035,7 @@
         </w:tc>
         <w:tc>
           <w:tcPr>
-            <w:tcW w:w="2235" w:type="dxa"/>
+            <w:tcW w:w="1650" w:type="dxa"/>
           </w:tcPr>
           <w:p>
             <w:pPr>
@@ -1064,7 +1064,7 @@
         </w:tc>
         <w:tc>
           <w:tcPr>
-            <w:tcW w:w="1597" w:type="dxa"/>
+            <w:tcW w:w="1701" w:type="dxa"/>
           </w:tcPr>
           <w:p>
             <w:pPr>
@@ -1093,7 +1093,7 @@
         </w:tc>
         <w:tc>
           <w:tcPr>
-            <w:tcW w:w="2393" w:type="dxa"/>
+            <w:tcW w:w="2874" w:type="dxa"/>
           </w:tcPr>
           <w:p>
             <w:pPr>
@@ -1189,7 +1189,7 @@
         </w:tc>
         <w:tc>
           <w:tcPr>
-            <w:tcW w:w="2235" w:type="dxa"/>
+            <w:tcW w:w="1650" w:type="dxa"/>
           </w:tcPr>
           <w:p>
             <w:pPr>
@@ -1210,7 +1210,7 @@
         </w:tc>
         <w:tc>
           <w:tcPr>
-            <w:tcW w:w="1597" w:type="dxa"/>
+            <w:tcW w:w="1701" w:type="dxa"/>
           </w:tcPr>
           <w:p>
             <w:pPr>
@@ -1231,7 +1231,7 @@
         </w:tc>
         <w:tc>
           <w:tcPr>
-            <w:tcW w:w="2393" w:type="dxa"/>
+            <w:tcW w:w="2874" w:type="dxa"/>
           </w:tcPr>
           <w:p>
             <w:pPr>
@@ -2217,14 +2217,14 @@
         <w:rPr>
           <w:rFonts w:cstheme="minorHAnsi"/>
         </w:rPr>
-        <w:t xml:space="preserve"> Notificar inmediatamente por escrito o por cualquier medio a EL VENDEDOR dentro de las veinticuatro (24) horas siguientes de </w:t>
+        <w:t xml:space="preserve"> Notificar </w:t>
       </w:r>
       <w:r>
         <w:rPr>
           <w:rFonts w:cstheme="minorHAnsi"/>
         </w:rPr>
         <w:lastRenderedPageBreak/>
-        <w:t xml:space="preserve">detectado el desperfecto </w:t>
+        <w:t xml:space="preserve">inmediatamente por escrito o por cualquier medio a EL VENDEDOR dentro de las veinticuatro (24) horas siguientes de detectado el desperfecto </w:t>
       </w:r>
       <w:r>
         <w:rPr>

--- a/plantillas/venta_contrato_vehiculo_PN_v2.docx
+++ b/plantillas/venta_contrato_vehiculo_PN_v2.docx
@@ -2852,7 +2852,147 @@
         <w:rPr>
           <w:rFonts w:cstheme="minorHAnsi"/>
         </w:rPr>
-        <w:t>: RESOLUCION DE CONFLICTOS cualquier controversia o reclamo que se origine del presente contrato o que se relacione con la falta de cumplimiento del mismo, deberá ser resuelto por medio del arreglo directo entre ambas partes, en caso de no tener resultados satisfactorios por el medio anterior, ambas partes se someten a la mediación de un tribunal arbitral, que estará integrado por tres miembros, nombrados uno por cada parte y un tercero por el Centro de Conciliación y Arbitraje  de la Cámara de Comercio e Industrias de Cortés</w:t>
+        <w:t xml:space="preserve">: RESOLUCION DE CONFLICTOS cualquier controversia o reclamo que se origine del presente contrato o que se relacione con la falta de cumplimiento del mismo, </w:t>
+      </w:r>
+      <w:r>
+        <w:rPr>
+          <w:rFonts w:cstheme="minorHAnsi"/>
+        </w:rPr>
+        <w:t xml:space="preserve">deberá ser resuelto por medio del arreglo directo entre ambas partes, en caso de no tener resultados satisfactorios por el medio anterior, ambas partes se someten a la mediación de un tribunal arbitral, que estará integrado por tres miembros, nombrados uno por cada parte y un tercero por el Centro de Conciliación y Arbitraje  de la Cámara de Comercio e Industrias de Cortés. </w:t>
+      </w:r>
+      <w:r>
+        <w:rPr>
+          <w:rFonts w:cstheme="minorHAnsi"/>
+          <w:b/>
+          <w:bCs/>
+          <w:u w:val="single"/>
+        </w:rPr>
+        <w:t>DECIMA QUINTA</w:t>
+      </w:r>
+      <w:r>
+        <w:rPr>
+          <w:rFonts w:cstheme="minorHAnsi"/>
+        </w:rPr>
+        <w:t>: Los comparecientes, en sus respectivos caracteres y representaciones, aceptan los derechos y obligaciones contenidos en el presente documento. Leído que fue íntegramente el presente contrato, es ratificado, y aprobado, por ambas partes y en fe de lo cual firman, en la Ciudad de</w:t>
+      </w:r>
+      <w:r>
+        <w:rPr>
+          <w:rFonts w:cstheme="minorHAnsi"/>
+        </w:rPr>
+        <w:t xml:space="preserve"> </w:t>
+      </w:r>
+      <w:r>
+        <w:t>${CIUDAD},</w:t>
+      </w:r>
+      <w:r>
+        <w:rPr>
+          <w:rFonts w:cstheme="minorHAnsi"/>
+        </w:rPr>
+        <w:t xml:space="preserve"> Departamento de</w:t>
+      </w:r>
+      <w:r>
+        <w:rPr>
+          <w:rFonts w:cstheme="minorHAnsi"/>
+        </w:rPr>
+        <w:t xml:space="preserve"> ${DEPARTAMENTO</w:t>
+      </w:r>
+      <w:proofErr w:type="gramStart"/>
+      <w:r>
+        <w:rPr>
+          <w:rFonts w:cstheme="minorHAnsi"/>
+        </w:rPr>
+        <w:t>}</w:t>
+      </w:r>
+      <w:r>
+        <w:rPr>
+          <w:rFonts w:cstheme="minorHAnsi"/>
+        </w:rPr>
+        <w:t>,</w:t>
+      </w:r>
+      <w:r>
+        <w:rPr>
+          <w:rFonts w:cstheme="minorHAnsi"/>
+        </w:rPr>
+        <w:t>a</w:t>
+      </w:r>
+      <w:proofErr w:type="gramEnd"/>
+      <w:r>
+        <w:rPr>
+          <w:rFonts w:cstheme="minorHAnsi"/>
+        </w:rPr>
+        <w:t xml:space="preserve"> los </w:t>
+      </w:r>
+      <w:r>
+        <w:t>${DIAS</w:t>
+      </w:r>
+      <w:r>
+        <w:t>_LETRAS</w:t>
+      </w:r>
+      <w:r>
+        <w:t>}</w:t>
+      </w:r>
+      <w:r>
+        <w:rPr>
+          <w:rFonts w:cstheme="minorHAnsi"/>
+        </w:rPr>
+        <w:t xml:space="preserve"> (</w:t>
+      </w:r>
+      <w:r>
+        <w:t>${DIAS}</w:t>
+      </w:r>
+      <w:r>
+        <w:rPr>
+          <w:rFonts w:cstheme="minorHAnsi"/>
+        </w:rPr>
+        <w:t xml:space="preserve">) días del mes de </w:t>
+      </w:r>
+      <w:r>
+        <w:t>${MES</w:t>
+      </w:r>
+      <w:r>
+        <w:t>_LETRAS</w:t>
+      </w:r>
+      <w:r>
+        <w:t xml:space="preserve">} </w:t>
+      </w:r>
+      <w:r>
+        <w:rPr>
+          <w:rFonts w:cstheme="minorHAnsi"/>
+        </w:rPr>
+        <w:t>(</w:t>
+      </w:r>
+      <w:r>
+        <w:t>${MES}</w:t>
+      </w:r>
+      <w:r>
+        <w:rPr>
+          <w:rFonts w:cstheme="minorHAnsi"/>
+        </w:rPr>
+        <w:t xml:space="preserve">) del año </w:t>
+      </w:r>
+      <w:r>
+        <w:t>${</w:t>
+      </w:r>
+      <w:r>
+        <w:t>ANIO_LETRAS</w:t>
+      </w:r>
+      <w:r>
+        <w:t xml:space="preserve">} </w:t>
+      </w:r>
+      <w:r>
+        <w:rPr>
+          <w:rFonts w:cstheme="minorHAnsi"/>
+        </w:rPr>
+        <w:t>(</w:t>
+      </w:r>
+      <w:r>
+        <w:t>${ANIO_ACTUAL}</w:t>
+      </w:r>
+      <w:r>
+        <w:rPr>
+          <w:rFonts w:cstheme="minorHAnsi"/>
+        </w:rPr>
+        <w:t>)</w:t>
       </w:r>
       <w:r>
         <w:rPr>
@@ -2860,189 +3000,6 @@
         </w:rPr>
         <w:t>.</w:t>
       </w:r>
-      <w:r>
-        <w:rPr>
-          <w:rFonts w:cstheme="minorHAnsi"/>
-        </w:rPr>
-        <w:t xml:space="preserve"> </w:t>
-      </w:r>
-      <w:r>
-        <w:rPr>
-          <w:rFonts w:cstheme="minorHAnsi"/>
-          <w:b/>
-          <w:bCs/>
-          <w:u w:val="single"/>
-        </w:rPr>
-        <w:t xml:space="preserve">DECIMA </w:t>
-      </w:r>
-      <w:r>
-        <w:rPr>
-          <w:rFonts w:cstheme="minorHAnsi"/>
-          <w:b/>
-          <w:bCs/>
-          <w:u w:val="single"/>
-        </w:rPr>
-        <w:t>QUINTA</w:t>
-      </w:r>
-      <w:r>
-        <w:rPr>
-          <w:rFonts w:cstheme="minorHAnsi"/>
-        </w:rPr>
-        <w:t>:</w:t>
-      </w:r>
-      <w:r>
-        <w:rPr>
-          <w:rFonts w:cstheme="minorHAnsi"/>
-        </w:rPr>
-        <w:t xml:space="preserve"> </w:t>
-      </w:r>
-      <w:r>
-        <w:rPr>
-          <w:rFonts w:cstheme="minorHAnsi"/>
-        </w:rPr>
-        <w:t xml:space="preserve">Los comparecientes, en sus respectivos caracteres y representaciones, aceptan los derechos y obligaciones contenidos en el presente documento. Leído que fue íntegramente el presente contrato, es ratificado, y aprobado, por ambas partes y en fe de lo cual firman, en la </w:t>
-      </w:r>
-      <w:r>
-        <w:rPr>
-          <w:rFonts w:cstheme="minorHAnsi"/>
-        </w:rPr>
-        <w:t>Ciudad de</w:t>
-      </w:r>
-      <w:r>
-        <w:rPr>
-          <w:rFonts w:cstheme="minorHAnsi"/>
-        </w:rPr>
-        <w:t xml:space="preserve"> </w:t>
-      </w:r>
-      <w:r>
-        <w:t>${CIUDAD},</w:t>
-      </w:r>
-      <w:r>
-        <w:rPr>
-          <w:rFonts w:cstheme="minorHAnsi"/>
-        </w:rPr>
-        <w:t xml:space="preserve"> Departamento de</w:t>
-      </w:r>
-      <w:r>
-        <w:rPr>
-          <w:rFonts w:cstheme="minorHAnsi"/>
-        </w:rPr>
-        <w:t xml:space="preserve"> </w:t>
-      </w:r>
-      <w:r>
-        <w:rPr>
-          <w:rFonts w:cstheme="minorHAnsi"/>
-        </w:rPr>
-        <w:t>${DEPARTAMENTO}</w:t>
-      </w:r>
-      <w:r>
-        <w:rPr>
-          <w:rFonts w:cstheme="minorHAnsi"/>
-        </w:rPr>
-        <w:t xml:space="preserve">, </w:t>
-      </w:r>
-    </w:p>
-    <w:p>
-      <w:pPr>
-        <w:pStyle w:val="Sinespaciado"/>
-        <w:jc w:val="both"/>
-        <w:rPr>
-          <w:rFonts w:cstheme="minorHAnsi"/>
-        </w:rPr>
-      </w:pPr>
-      <w:r>
-        <w:rPr>
-          <w:rFonts w:cstheme="minorHAnsi"/>
-        </w:rPr>
-        <w:t xml:space="preserve">a los </w:t>
-      </w:r>
-      <w:r>
-        <w:t>${DIAS</w:t>
-      </w:r>
-      <w:r>
-        <w:t>_LETRAS</w:t>
-      </w:r>
-      <w:r>
-        <w:t>}</w:t>
-      </w:r>
-      <w:r>
-        <w:rPr>
-          <w:rFonts w:cstheme="minorHAnsi"/>
-        </w:rPr>
-        <w:t xml:space="preserve"> (</w:t>
-      </w:r>
-      <w:r>
-        <w:t>${DIAS}</w:t>
-      </w:r>
-      <w:r>
-        <w:rPr>
-          <w:rFonts w:cstheme="minorHAnsi"/>
-        </w:rPr>
-        <w:t xml:space="preserve">) días del mes de </w:t>
-      </w:r>
-      <w:r>
-        <w:t>${MES</w:t>
-      </w:r>
-      <w:r>
-        <w:t>_LETRAS</w:t>
-      </w:r>
-      <w:r>
-        <w:t xml:space="preserve">} </w:t>
-      </w:r>
-      <w:r>
-        <w:rPr>
-          <w:rFonts w:cstheme="minorHAnsi"/>
-        </w:rPr>
-        <w:t>(</w:t>
-      </w:r>
-      <w:r>
-        <w:t>${MES}</w:t>
-      </w:r>
-      <w:r>
-        <w:rPr>
-          <w:rFonts w:cstheme="minorHAnsi"/>
-        </w:rPr>
-        <w:t xml:space="preserve">) del año </w:t>
-      </w:r>
-      <w:r>
-        <w:t>${</w:t>
-      </w:r>
-      <w:r>
-        <w:t>ANIO_LETRAS</w:t>
-      </w:r>
-      <w:r>
-        <w:t xml:space="preserve">} </w:t>
-      </w:r>
-      <w:r>
-        <w:rPr>
-          <w:rFonts w:cstheme="minorHAnsi"/>
-        </w:rPr>
-        <w:t>(</w:t>
-      </w:r>
-      <w:r>
-        <w:t>${ANIO_ACTUAL}</w:t>
-      </w:r>
-      <w:r>
-        <w:rPr>
-          <w:rFonts w:cstheme="minorHAnsi"/>
-        </w:rPr>
-        <w:t>)</w:t>
-      </w:r>
-      <w:r>
-        <w:rPr>
-          <w:rFonts w:cstheme="minorHAnsi"/>
-        </w:rPr>
-        <w:t>.</w:t>
-      </w:r>
-    </w:p>
-    <w:p>
-      <w:pPr>
-        <w:pStyle w:val="Sinespaciado"/>
-        <w:jc w:val="both"/>
-        <w:rPr>
-          <w:rFonts w:cstheme="minorHAnsi"/>
-        </w:rPr>
-      </w:pPr>
     </w:p>
     <w:p>
       <w:pPr>
@@ -3244,54 +3201,6 @@
         <w:jc w:val="both"/>
         <w:rPr>
           <w:rFonts w:cstheme="minorHAnsi"/>
-        </w:rPr>
-      </w:pPr>
-    </w:p>
-    <w:p>
-      <w:pPr>
-        <w:tabs>
-          <w:tab w:val="left" w:pos="6210"/>
-        </w:tabs>
-        <w:rPr>
-          <w:rFonts w:cstheme="minorHAnsi"/>
-          <w:sz w:val="24"/>
-          <w:szCs w:val="24"/>
-        </w:rPr>
-      </w:pPr>
-    </w:p>
-    <w:p>
-      <w:pPr>
-        <w:tabs>
-          <w:tab w:val="left" w:pos="6210"/>
-        </w:tabs>
-        <w:rPr>
-          <w:rFonts w:cstheme="minorHAnsi"/>
-          <w:sz w:val="24"/>
-          <w:szCs w:val="24"/>
-        </w:rPr>
-      </w:pPr>
-    </w:p>
-    <w:p>
-      <w:pPr>
-        <w:tabs>
-          <w:tab w:val="left" w:pos="6210"/>
-        </w:tabs>
-        <w:rPr>
-          <w:rFonts w:cstheme="minorHAnsi"/>
-          <w:sz w:val="24"/>
-          <w:szCs w:val="24"/>
-        </w:rPr>
-      </w:pPr>
-    </w:p>
-    <w:p>
-      <w:pPr>
-        <w:tabs>
-          <w:tab w:val="left" w:pos="6210"/>
-        </w:tabs>
-        <w:rPr>
-          <w:rFonts w:cstheme="minorHAnsi"/>
-          <w:sz w:val="24"/>
-          <w:szCs w:val="24"/>
         </w:rPr>
       </w:pPr>
     </w:p>

--- a/plantillas/venta_contrato_vehiculo_PN_v2.docx
+++ b/plantillas/venta_contrato_vehiculo_PN_v2.docx
@@ -2217,42 +2217,42 @@
         <w:rPr>
           <w:rFonts w:cstheme="minorHAnsi"/>
         </w:rPr>
-        <w:t xml:space="preserve"> Notificar </w:t>
+        <w:t xml:space="preserve"> Notificar inmediatamente por escrito o por cualquier medio a EL VENDEDOR dentro de las veinticuatro (24) horas siguientes de detectado el desperfecto </w:t>
+      </w:r>
+      <w:r>
+        <w:rPr>
+          <w:rFonts w:cstheme="minorHAnsi"/>
+          <w:b/>
+          <w:bCs/>
+        </w:rPr>
+        <w:t>b)</w:t>
+      </w:r>
+      <w:r>
+        <w:rPr>
+          <w:rFonts w:cstheme="minorHAnsi"/>
+        </w:rPr>
+        <w:t xml:space="preserve"> Abstenerse de realizar reparaciones en talleres no autorizados por EL VENDEDOR. </w:t>
+      </w:r>
+      <w:r>
+        <w:rPr>
+          <w:rFonts w:cstheme="minorHAnsi"/>
+          <w:b/>
+          <w:bCs/>
+        </w:rPr>
+        <w:t>c)</w:t>
+      </w:r>
+      <w:r>
+        <w:rPr>
+          <w:rFonts w:cstheme="minorHAnsi"/>
+        </w:rPr>
+        <w:t xml:space="preserve"> Presentar </w:t>
       </w:r>
       <w:r>
         <w:rPr>
           <w:rFonts w:cstheme="minorHAnsi"/>
         </w:rPr>
         <w:lastRenderedPageBreak/>
-        <w:t xml:space="preserve">inmediatamente por escrito o por cualquier medio a EL VENDEDOR dentro de las veinticuatro (24) horas siguientes de detectado el desperfecto </w:t>
-      </w:r>
-      <w:r>
-        <w:rPr>
-          <w:rFonts w:cstheme="minorHAnsi"/>
-          <w:b/>
-          <w:bCs/>
-        </w:rPr>
-        <w:t>b)</w:t>
-      </w:r>
-      <w:r>
-        <w:rPr>
-          <w:rFonts w:cstheme="minorHAnsi"/>
-        </w:rPr>
-        <w:t xml:space="preserve"> Abstenerse de realizar reparaciones en talleres no autorizados por EL VENDEDOR. </w:t>
-      </w:r>
-      <w:r>
-        <w:rPr>
-          <w:rFonts w:cstheme="minorHAnsi"/>
-          <w:b/>
-          <w:bCs/>
-        </w:rPr>
-        <w:t>c)</w:t>
-      </w:r>
-      <w:r>
-        <w:rPr>
-          <w:rFonts w:cstheme="minorHAnsi"/>
-        </w:rPr>
-        <w:t xml:space="preserve"> Presentar el vehículo en el taller designado por EL VENDEDOR para su evaluación </w:t>
+        <w:t xml:space="preserve">el vehículo en el taller designado por EL VENDEDOR para su evaluación </w:t>
       </w:r>
       <w:r>
         <w:rPr>
@@ -3210,7 +3210,7 @@
       <w:footerReference w:type="default" r:id="rId9"/>
       <w:headerReference w:type="first" r:id="rId10"/>
       <w:pgSz w:w="12240" w:h="15840" w:code="1"/>
-      <w:pgMar w:top="1701" w:right="720" w:bottom="1560" w:left="720" w:header="709" w:footer="709" w:gutter="0"/>
+      <w:pgMar w:top="1134" w:right="720" w:bottom="1559" w:left="720" w:header="709" w:footer="709" w:gutter="0"/>
       <w:cols w:space="708"/>
       <w:docGrid w:linePitch="360"/>
     </w:sectPr>
@@ -3388,44 +3388,14 @@
       <w:rPr>
         <w:noProof/>
       </w:rPr>
-      <w:pict w14:anchorId="7DEC4A35">
-        <v:shapetype id="_x0000_t75" coordsize="21600,21600" o:spt="75" o:preferrelative="t" path="m@4@5l@4@11@9@11@9@5xe" filled="f" stroked="f">
-          <v:stroke joinstyle="miter"/>
-          <v:formulas>
-            <v:f eqn="if lineDrawn pixelLineWidth 0"/>
-            <v:f eqn="sum @0 1 0"/>
-            <v:f eqn="sum 0 0 @1"/>
-            <v:f eqn="prod @2 1 2"/>
-            <v:f eqn="prod @3 21600 pixelWidth"/>
-            <v:f eqn="prod @3 21600 pixelHeight"/>
-            <v:f eqn="sum @0 0 1"/>
-            <v:f eqn="prod @6 1 2"/>
-            <v:f eqn="prod @7 21600 pixelWidth"/>
-            <v:f eqn="sum @8 21600 0"/>
-            <v:f eqn="prod @7 21600 pixelHeight"/>
-            <v:f eqn="sum @10 21600 0"/>
-          </v:formulas>
-          <v:path o:extrusionok="f" gradientshapeok="t" o:connecttype="rect"/>
-          <o:lock v:ext="edit" aspectratio="t"/>
-        </v:shapetype>
-        <v:shape id="WordPictureWatermark274157455" o:spid="_x0000_s1031" type="#_x0000_t75" style="position:absolute;margin-left:0;margin-top:0;width:539.1pt;height:359.4pt;z-index:-251651072;mso-position-horizontal:center;mso-position-horizontal-relative:margin;mso-position-vertical:center;mso-position-vertical-relative:margin" o:allowincell="f">
-          <v:imagedata r:id="rId1" o:title="veloc"/>
-          <w10:wrap anchorx="margin" anchory="margin"/>
-        </v:shape>
-      </w:pict>
-    </w:r>
-    <w:r>
-      <w:rPr>
-        <w:noProof/>
-      </w:rPr>
       <w:drawing>
-        <wp:anchor distT="0" distB="0" distL="114300" distR="114300" simplePos="0" relativeHeight="251658240" behindDoc="1" locked="0" layoutInCell="1" allowOverlap="1" wp14:anchorId="66A91AF4" wp14:editId="23CA7D1E">
+        <wp:anchor distT="0" distB="0" distL="114300" distR="114300" simplePos="0" relativeHeight="251658240" behindDoc="1" locked="0" layoutInCell="1" allowOverlap="1" wp14:anchorId="66A91AF4" wp14:editId="200D766B">
           <wp:simplePos x="0" y="0"/>
-          <wp:positionH relativeFrom="column">
-            <wp:posOffset>5083175</wp:posOffset>
+          <wp:positionH relativeFrom="margin">
+            <wp:align>right</wp:align>
           </wp:positionH>
           <wp:positionV relativeFrom="paragraph">
-            <wp:posOffset>-245745</wp:posOffset>
+            <wp:posOffset>-380917</wp:posOffset>
           </wp:positionV>
           <wp:extent cx="1292203" cy="495300"/>
           <wp:effectExtent l="0" t="0" r="3810" b="0"/>
@@ -3442,7 +3412,7 @@
                   <pic:cNvPicPr/>
                 </pic:nvPicPr>
                 <pic:blipFill>
-                  <a:blip r:embed="rId2">
+                  <a:blip r:embed="rId1">
                     <a:extLst>
                       <a:ext uri="{28A0092B-C50C-407E-A947-70E740481C1C}">
                         <a14:useLocalDpi xmlns:a14="http://schemas.microsoft.com/office/drawing/2010/main" val="0"/>
@@ -3473,6 +3443,36 @@
           </wp14:sizeRelV>
         </wp:anchor>
       </w:drawing>
+    </w:r>
+    <w:r>
+      <w:rPr>
+        <w:noProof/>
+      </w:rPr>
+      <w:pict w14:anchorId="7DEC4A35">
+        <v:shapetype id="_x0000_t75" coordsize="21600,21600" o:spt="75" o:preferrelative="t" path="m@4@5l@4@11@9@11@9@5xe" filled="f" stroked="f">
+          <v:stroke joinstyle="miter"/>
+          <v:formulas>
+            <v:f eqn="if lineDrawn pixelLineWidth 0"/>
+            <v:f eqn="sum @0 1 0"/>
+            <v:f eqn="sum 0 0 @1"/>
+            <v:f eqn="prod @2 1 2"/>
+            <v:f eqn="prod @3 21600 pixelWidth"/>
+            <v:f eqn="prod @3 21600 pixelHeight"/>
+            <v:f eqn="sum @0 0 1"/>
+            <v:f eqn="prod @6 1 2"/>
+            <v:f eqn="prod @7 21600 pixelWidth"/>
+            <v:f eqn="sum @8 21600 0"/>
+            <v:f eqn="prod @7 21600 pixelHeight"/>
+            <v:f eqn="sum @10 21600 0"/>
+          </v:formulas>
+          <v:path o:extrusionok="f" gradientshapeok="t" o:connecttype="rect"/>
+          <o:lock v:ext="edit" aspectratio="t"/>
+        </v:shapetype>
+        <v:shape id="WordPictureWatermark274157455" o:spid="_x0000_s1031" type="#_x0000_t75" style="position:absolute;margin-left:0;margin-top:0;width:539.1pt;height:359.4pt;z-index:-251651072;mso-position-horizontal:center;mso-position-horizontal-relative:margin;mso-position-vertical:center;mso-position-vertical-relative:margin" o:allowincell="f">
+          <v:imagedata r:id="rId2" o:title="veloc"/>
+          <w10:wrap anchorx="margin" anchory="margin"/>
+        </v:shape>
+      </w:pict>
     </w:r>
   </w:p>
 </w:hdr>

--- a/plantillas/venta_contrato_vehiculo_PN_v2.docx
+++ b/plantillas/venta_contrato_vehiculo_PN_v2.docx
@@ -2217,42 +2217,42 @@
         <w:rPr>
           <w:rFonts w:cstheme="minorHAnsi"/>
         </w:rPr>
-        <w:t xml:space="preserve"> Notificar </w:t>
+        <w:t xml:space="preserve"> Notificar inmediatamente por escrito o por cualquier medio a EL VENDEDOR dentro de las veinticuatro (24) horas siguientes de detectado el desperfecto </w:t>
+      </w:r>
+      <w:r>
+        <w:rPr>
+          <w:rFonts w:cstheme="minorHAnsi"/>
+          <w:b/>
+          <w:bCs/>
+        </w:rPr>
+        <w:t>b)</w:t>
+      </w:r>
+      <w:r>
+        <w:rPr>
+          <w:rFonts w:cstheme="minorHAnsi"/>
+        </w:rPr>
+        <w:t xml:space="preserve"> Abstenerse de realizar reparaciones en talleres no autorizados por EL VENDEDOR. </w:t>
+      </w:r>
+      <w:r>
+        <w:rPr>
+          <w:rFonts w:cstheme="minorHAnsi"/>
+          <w:b/>
+          <w:bCs/>
+        </w:rPr>
+        <w:t>c)</w:t>
+      </w:r>
+      <w:r>
+        <w:rPr>
+          <w:rFonts w:cstheme="minorHAnsi"/>
+        </w:rPr>
+        <w:t xml:space="preserve"> Presentar </w:t>
       </w:r>
       <w:r>
         <w:rPr>
           <w:rFonts w:cstheme="minorHAnsi"/>
         </w:rPr>
         <w:lastRenderedPageBreak/>
-        <w:t xml:space="preserve">inmediatamente por escrito o por cualquier medio a EL VENDEDOR dentro de las veinticuatro (24) horas siguientes de detectado el desperfecto </w:t>
-      </w:r>
-      <w:r>
-        <w:rPr>
-          <w:rFonts w:cstheme="minorHAnsi"/>
-          <w:b/>
-          <w:bCs/>
-        </w:rPr>
-        <w:t>b)</w:t>
-      </w:r>
-      <w:r>
-        <w:rPr>
-          <w:rFonts w:cstheme="minorHAnsi"/>
-        </w:rPr>
-        <w:t xml:space="preserve"> Abstenerse de realizar reparaciones en talleres no autorizados por EL VENDEDOR. </w:t>
-      </w:r>
-      <w:r>
-        <w:rPr>
-          <w:rFonts w:cstheme="minorHAnsi"/>
-          <w:b/>
-          <w:bCs/>
-        </w:rPr>
-        <w:t>c)</w:t>
-      </w:r>
-      <w:r>
-        <w:rPr>
-          <w:rFonts w:cstheme="minorHAnsi"/>
-        </w:rPr>
-        <w:t xml:space="preserve"> Presentar el vehículo en el taller designado por EL VENDEDOR para su evaluación </w:t>
+        <w:t xml:space="preserve">el vehículo en el taller designado por EL VENDEDOR para su evaluación </w:t>
       </w:r>
       <w:r>
         <w:rPr>
@@ -2852,7 +2852,147 @@
         <w:rPr>
           <w:rFonts w:cstheme="minorHAnsi"/>
         </w:rPr>
-        <w:t>: RESOLUCION DE CONFLICTOS cualquier controversia o reclamo que se origine del presente contrato o que se relacione con la falta de cumplimiento del mismo, deberá ser resuelto por medio del arreglo directo entre ambas partes, en caso de no tener resultados satisfactorios por el medio anterior, ambas partes se someten a la mediación de un tribunal arbitral, que estará integrado por tres miembros, nombrados uno por cada parte y un tercero por el Centro de Conciliación y Arbitraje  de la Cámara de Comercio e Industrias de Cortés</w:t>
+        <w:t xml:space="preserve">: RESOLUCION DE CONFLICTOS cualquier controversia o reclamo que se origine del presente contrato o que se relacione con la falta de cumplimiento del mismo, </w:t>
+      </w:r>
+      <w:r>
+        <w:rPr>
+          <w:rFonts w:cstheme="minorHAnsi"/>
+        </w:rPr>
+        <w:t xml:space="preserve">deberá ser resuelto por medio del arreglo directo entre ambas partes, en caso de no tener resultados satisfactorios por el medio anterior, ambas partes se someten a la mediación de un tribunal arbitral, que estará integrado por tres miembros, nombrados uno por cada parte y un tercero por el Centro de Conciliación y Arbitraje  de la Cámara de Comercio e Industrias de Cortés. </w:t>
+      </w:r>
+      <w:r>
+        <w:rPr>
+          <w:rFonts w:cstheme="minorHAnsi"/>
+          <w:b/>
+          <w:bCs/>
+          <w:u w:val="single"/>
+        </w:rPr>
+        <w:t>DECIMA QUINTA</w:t>
+      </w:r>
+      <w:r>
+        <w:rPr>
+          <w:rFonts w:cstheme="minorHAnsi"/>
+        </w:rPr>
+        <w:t>: Los comparecientes, en sus respectivos caracteres y representaciones, aceptan los derechos y obligaciones contenidos en el presente documento. Leído que fue íntegramente el presente contrato, es ratificado, y aprobado, por ambas partes y en fe de lo cual firman, en la Ciudad de</w:t>
+      </w:r>
+      <w:r>
+        <w:rPr>
+          <w:rFonts w:cstheme="minorHAnsi"/>
+        </w:rPr>
+        <w:t xml:space="preserve"> </w:t>
+      </w:r>
+      <w:r>
+        <w:t>${CIUDAD},</w:t>
+      </w:r>
+      <w:r>
+        <w:rPr>
+          <w:rFonts w:cstheme="minorHAnsi"/>
+        </w:rPr>
+        <w:t xml:space="preserve"> Departamento de</w:t>
+      </w:r>
+      <w:r>
+        <w:rPr>
+          <w:rFonts w:cstheme="minorHAnsi"/>
+        </w:rPr>
+        <w:t xml:space="preserve"> ${DEPARTAMENTO</w:t>
+      </w:r>
+      <w:proofErr w:type="gramStart"/>
+      <w:r>
+        <w:rPr>
+          <w:rFonts w:cstheme="minorHAnsi"/>
+        </w:rPr>
+        <w:t>}</w:t>
+      </w:r>
+      <w:r>
+        <w:rPr>
+          <w:rFonts w:cstheme="minorHAnsi"/>
+        </w:rPr>
+        <w:t>,</w:t>
+      </w:r>
+      <w:r>
+        <w:rPr>
+          <w:rFonts w:cstheme="minorHAnsi"/>
+        </w:rPr>
+        <w:t>a</w:t>
+      </w:r>
+      <w:proofErr w:type="gramEnd"/>
+      <w:r>
+        <w:rPr>
+          <w:rFonts w:cstheme="minorHAnsi"/>
+        </w:rPr>
+        <w:t xml:space="preserve"> los </w:t>
+      </w:r>
+      <w:r>
+        <w:t>${DIAS</w:t>
+      </w:r>
+      <w:r>
+        <w:t>_LETRAS</w:t>
+      </w:r>
+      <w:r>
+        <w:t>}</w:t>
+      </w:r>
+      <w:r>
+        <w:rPr>
+          <w:rFonts w:cstheme="minorHAnsi"/>
+        </w:rPr>
+        <w:t xml:space="preserve"> (</w:t>
+      </w:r>
+      <w:r>
+        <w:t>${DIAS}</w:t>
+      </w:r>
+      <w:r>
+        <w:rPr>
+          <w:rFonts w:cstheme="minorHAnsi"/>
+        </w:rPr>
+        <w:t xml:space="preserve">) días del mes de </w:t>
+      </w:r>
+      <w:r>
+        <w:t>${MES</w:t>
+      </w:r>
+      <w:r>
+        <w:t>_LETRAS</w:t>
+      </w:r>
+      <w:r>
+        <w:t xml:space="preserve">} </w:t>
+      </w:r>
+      <w:r>
+        <w:rPr>
+          <w:rFonts w:cstheme="minorHAnsi"/>
+        </w:rPr>
+        <w:t>(</w:t>
+      </w:r>
+      <w:r>
+        <w:t>${MES}</w:t>
+      </w:r>
+      <w:r>
+        <w:rPr>
+          <w:rFonts w:cstheme="minorHAnsi"/>
+        </w:rPr>
+        <w:t xml:space="preserve">) del año </w:t>
+      </w:r>
+      <w:r>
+        <w:t>${</w:t>
+      </w:r>
+      <w:r>
+        <w:t>ANIO_LETRAS</w:t>
+      </w:r>
+      <w:r>
+        <w:t xml:space="preserve">} </w:t>
+      </w:r>
+      <w:r>
+        <w:rPr>
+          <w:rFonts w:cstheme="minorHAnsi"/>
+        </w:rPr>
+        <w:t>(</w:t>
+      </w:r>
+      <w:r>
+        <w:t>${ANIO_ACTUAL}</w:t>
+      </w:r>
+      <w:r>
+        <w:rPr>
+          <w:rFonts w:cstheme="minorHAnsi"/>
+        </w:rPr>
+        <w:t>)</w:t>
       </w:r>
       <w:r>
         <w:rPr>
@@ -2860,189 +3000,6 @@
         </w:rPr>
         <w:t>.</w:t>
       </w:r>
-      <w:r>
-        <w:rPr>
-          <w:rFonts w:cstheme="minorHAnsi"/>
-        </w:rPr>
-        <w:t xml:space="preserve"> </w:t>
-      </w:r>
-      <w:r>
-        <w:rPr>
-          <w:rFonts w:cstheme="minorHAnsi"/>
-          <w:b/>
-          <w:bCs/>
-          <w:u w:val="single"/>
-        </w:rPr>
-        <w:t xml:space="preserve">DECIMA </w:t>
-      </w:r>
-      <w:r>
-        <w:rPr>
-          <w:rFonts w:cstheme="minorHAnsi"/>
-          <w:b/>
-          <w:bCs/>
-          <w:u w:val="single"/>
-        </w:rPr>
-        <w:t>QUINTA</w:t>
-      </w:r>
-      <w:r>
-        <w:rPr>
-          <w:rFonts w:cstheme="minorHAnsi"/>
-        </w:rPr>
-        <w:t>:</w:t>
-      </w:r>
-      <w:r>
-        <w:rPr>
-          <w:rFonts w:cstheme="minorHAnsi"/>
-        </w:rPr>
-        <w:t xml:space="preserve"> </w:t>
-      </w:r>
-      <w:r>
-        <w:rPr>
-          <w:rFonts w:cstheme="minorHAnsi"/>
-        </w:rPr>
-        <w:t xml:space="preserve">Los comparecientes, en sus respectivos caracteres y representaciones, aceptan los derechos y obligaciones contenidos en el presente documento. Leído que fue íntegramente el presente contrato, es ratificado, y aprobado, por ambas partes y en fe de lo cual firman, en la </w:t>
-      </w:r>
-      <w:r>
-        <w:rPr>
-          <w:rFonts w:cstheme="minorHAnsi"/>
-        </w:rPr>
-        <w:t>Ciudad de</w:t>
-      </w:r>
-      <w:r>
-        <w:rPr>
-          <w:rFonts w:cstheme="minorHAnsi"/>
-        </w:rPr>
-        <w:t xml:space="preserve"> </w:t>
-      </w:r>
-      <w:r>
-        <w:t>${CIUDAD},</w:t>
-      </w:r>
-      <w:r>
-        <w:rPr>
-          <w:rFonts w:cstheme="minorHAnsi"/>
-        </w:rPr>
-        <w:t xml:space="preserve"> Departamento de</w:t>
-      </w:r>
-      <w:r>
-        <w:rPr>
-          <w:rFonts w:cstheme="minorHAnsi"/>
-        </w:rPr>
-        <w:t xml:space="preserve"> </w:t>
-      </w:r>
-      <w:r>
-        <w:rPr>
-          <w:rFonts w:cstheme="minorHAnsi"/>
-        </w:rPr>
-        <w:t>${DEPARTAMENTO}</w:t>
-      </w:r>
-      <w:r>
-        <w:rPr>
-          <w:rFonts w:cstheme="minorHAnsi"/>
-        </w:rPr>
-        <w:t xml:space="preserve">, </w:t>
-      </w:r>
-    </w:p>
-    <w:p>
-      <w:pPr>
-        <w:pStyle w:val="Sinespaciado"/>
-        <w:jc w:val="both"/>
-        <w:rPr>
-          <w:rFonts w:cstheme="minorHAnsi"/>
-        </w:rPr>
-      </w:pPr>
-      <w:r>
-        <w:rPr>
-          <w:rFonts w:cstheme="minorHAnsi"/>
-        </w:rPr>
-        <w:t xml:space="preserve">a los </w:t>
-      </w:r>
-      <w:r>
-        <w:t>${DIAS</w:t>
-      </w:r>
-      <w:r>
-        <w:t>_LETRAS</w:t>
-      </w:r>
-      <w:r>
-        <w:t>}</w:t>
-      </w:r>
-      <w:r>
-        <w:rPr>
-          <w:rFonts w:cstheme="minorHAnsi"/>
-        </w:rPr>
-        <w:t xml:space="preserve"> (</w:t>
-      </w:r>
-      <w:r>
-        <w:t>${DIAS}</w:t>
-      </w:r>
-      <w:r>
-        <w:rPr>
-          <w:rFonts w:cstheme="minorHAnsi"/>
-        </w:rPr>
-        <w:t xml:space="preserve">) días del mes de </w:t>
-      </w:r>
-      <w:r>
-        <w:t>${MES</w:t>
-      </w:r>
-      <w:r>
-        <w:t>_LETRAS</w:t>
-      </w:r>
-      <w:r>
-        <w:t xml:space="preserve">} </w:t>
-      </w:r>
-      <w:r>
-        <w:rPr>
-          <w:rFonts w:cstheme="minorHAnsi"/>
-        </w:rPr>
-        <w:t>(</w:t>
-      </w:r>
-      <w:r>
-        <w:t>${MES}</w:t>
-      </w:r>
-      <w:r>
-        <w:rPr>
-          <w:rFonts w:cstheme="minorHAnsi"/>
-        </w:rPr>
-        <w:t xml:space="preserve">) del año </w:t>
-      </w:r>
-      <w:r>
-        <w:t>${</w:t>
-      </w:r>
-      <w:r>
-        <w:t>ANIO_LETRAS</w:t>
-      </w:r>
-      <w:r>
-        <w:t xml:space="preserve">} </w:t>
-      </w:r>
-      <w:r>
-        <w:rPr>
-          <w:rFonts w:cstheme="minorHAnsi"/>
-        </w:rPr>
-        <w:t>(</w:t>
-      </w:r>
-      <w:r>
-        <w:t>${ANIO_ACTUAL}</w:t>
-      </w:r>
-      <w:r>
-        <w:rPr>
-          <w:rFonts w:cstheme="minorHAnsi"/>
-        </w:rPr>
-        <w:t>)</w:t>
-      </w:r>
-      <w:r>
-        <w:rPr>
-          <w:rFonts w:cstheme="minorHAnsi"/>
-        </w:rPr>
-        <w:t>.</w:t>
-      </w:r>
-    </w:p>
-    <w:p>
-      <w:pPr>
-        <w:pStyle w:val="Sinespaciado"/>
-        <w:jc w:val="both"/>
-        <w:rPr>
-          <w:rFonts w:cstheme="minorHAnsi"/>
-        </w:rPr>
-      </w:pPr>
     </w:p>
     <w:p>
       <w:pPr>
@@ -3247,61 +3204,13 @@
         </w:rPr>
       </w:pPr>
     </w:p>
-    <w:p>
-      <w:pPr>
-        <w:tabs>
-          <w:tab w:val="left" w:pos="6210"/>
-        </w:tabs>
-        <w:rPr>
-          <w:rFonts w:cstheme="minorHAnsi"/>
-          <w:sz w:val="24"/>
-          <w:szCs w:val="24"/>
-        </w:rPr>
-      </w:pPr>
-    </w:p>
-    <w:p>
-      <w:pPr>
-        <w:tabs>
-          <w:tab w:val="left" w:pos="6210"/>
-        </w:tabs>
-        <w:rPr>
-          <w:rFonts w:cstheme="minorHAnsi"/>
-          <w:sz w:val="24"/>
-          <w:szCs w:val="24"/>
-        </w:rPr>
-      </w:pPr>
-    </w:p>
-    <w:p>
-      <w:pPr>
-        <w:tabs>
-          <w:tab w:val="left" w:pos="6210"/>
-        </w:tabs>
-        <w:rPr>
-          <w:rFonts w:cstheme="minorHAnsi"/>
-          <w:sz w:val="24"/>
-          <w:szCs w:val="24"/>
-        </w:rPr>
-      </w:pPr>
-    </w:p>
-    <w:p>
-      <w:pPr>
-        <w:tabs>
-          <w:tab w:val="left" w:pos="6210"/>
-        </w:tabs>
-        <w:rPr>
-          <w:rFonts w:cstheme="minorHAnsi"/>
-          <w:sz w:val="24"/>
-          <w:szCs w:val="24"/>
-        </w:rPr>
-      </w:pPr>
-    </w:p>
     <w:sectPr>
       <w:headerReference w:type="even" r:id="rId7"/>
       <w:headerReference w:type="default" r:id="rId8"/>
       <w:footerReference w:type="default" r:id="rId9"/>
       <w:headerReference w:type="first" r:id="rId10"/>
       <w:pgSz w:w="12240" w:h="15840" w:code="1"/>
-      <w:pgMar w:top="1701" w:right="720" w:bottom="1560" w:left="720" w:header="709" w:footer="709" w:gutter="0"/>
+      <w:pgMar w:top="1134" w:right="720" w:bottom="1559" w:left="720" w:header="709" w:footer="709" w:gutter="0"/>
       <w:cols w:space="708"/>
       <w:docGrid w:linePitch="360"/>
     </w:sectPr>
@@ -3479,44 +3388,14 @@
       <w:rPr>
         <w:noProof/>
       </w:rPr>
-      <w:pict w14:anchorId="7DEC4A35">
-        <v:shapetype id="_x0000_t75" coordsize="21600,21600" o:spt="75" o:preferrelative="t" path="m@4@5l@4@11@9@11@9@5xe" filled="f" stroked="f">
-          <v:stroke joinstyle="miter"/>
-          <v:formulas>
-            <v:f eqn="if lineDrawn pixelLineWidth 0"/>
-            <v:f eqn="sum @0 1 0"/>
-            <v:f eqn="sum 0 0 @1"/>
-            <v:f eqn="prod @2 1 2"/>
-            <v:f eqn="prod @3 21600 pixelWidth"/>
-            <v:f eqn="prod @3 21600 pixelHeight"/>
-            <v:f eqn="sum @0 0 1"/>
-            <v:f eqn="prod @6 1 2"/>
-            <v:f eqn="prod @7 21600 pixelWidth"/>
-            <v:f eqn="sum @8 21600 0"/>
-            <v:f eqn="prod @7 21600 pixelHeight"/>
-            <v:f eqn="sum @10 21600 0"/>
-          </v:formulas>
-          <v:path o:extrusionok="f" gradientshapeok="t" o:connecttype="rect"/>
-          <o:lock v:ext="edit" aspectratio="t"/>
-        </v:shapetype>
-        <v:shape id="WordPictureWatermark274157455" o:spid="_x0000_s1031" type="#_x0000_t75" style="position:absolute;margin-left:0;margin-top:0;width:539.1pt;height:359.4pt;z-index:-251651072;mso-position-horizontal:center;mso-position-horizontal-relative:margin;mso-position-vertical:center;mso-position-vertical-relative:margin" o:allowincell="f">
-          <v:imagedata r:id="rId1" o:title="veloc"/>
-          <w10:wrap anchorx="margin" anchory="margin"/>
-        </v:shape>
-      </w:pict>
-    </w:r>
-    <w:r>
-      <w:rPr>
-        <w:noProof/>
-      </w:rPr>
       <w:drawing>
-        <wp:anchor distT="0" distB="0" distL="114300" distR="114300" simplePos="0" relativeHeight="251658240" behindDoc="1" locked="0" layoutInCell="1" allowOverlap="1" wp14:anchorId="66A91AF4" wp14:editId="23CA7D1E">
+        <wp:anchor distT="0" distB="0" distL="114300" distR="114300" simplePos="0" relativeHeight="251658240" behindDoc="1" locked="0" layoutInCell="1" allowOverlap="1" wp14:anchorId="66A91AF4" wp14:editId="200D766B">
           <wp:simplePos x="0" y="0"/>
-          <wp:positionH relativeFrom="column">
-            <wp:posOffset>5083175</wp:posOffset>
+          <wp:positionH relativeFrom="margin">
+            <wp:align>right</wp:align>
           </wp:positionH>
           <wp:positionV relativeFrom="paragraph">
-            <wp:posOffset>-245745</wp:posOffset>
+            <wp:posOffset>-380917</wp:posOffset>
           </wp:positionV>
           <wp:extent cx="1292203" cy="495300"/>
           <wp:effectExtent l="0" t="0" r="3810" b="0"/>
@@ -3533,7 +3412,7 @@
                   <pic:cNvPicPr/>
                 </pic:nvPicPr>
                 <pic:blipFill>
-                  <a:blip r:embed="rId2">
+                  <a:blip r:embed="rId1">
                     <a:extLst>
                       <a:ext uri="{28A0092B-C50C-407E-A947-70E740481C1C}">
                         <a14:useLocalDpi xmlns:a14="http://schemas.microsoft.com/office/drawing/2010/main" val="0"/>
@@ -3564,6 +3443,36 @@
           </wp14:sizeRelV>
         </wp:anchor>
       </w:drawing>
+    </w:r>
+    <w:r>
+      <w:rPr>
+        <w:noProof/>
+      </w:rPr>
+      <w:pict w14:anchorId="7DEC4A35">
+        <v:shapetype id="_x0000_t75" coordsize="21600,21600" o:spt="75" o:preferrelative="t" path="m@4@5l@4@11@9@11@9@5xe" filled="f" stroked="f">
+          <v:stroke joinstyle="miter"/>
+          <v:formulas>
+            <v:f eqn="if lineDrawn pixelLineWidth 0"/>
+            <v:f eqn="sum @0 1 0"/>
+            <v:f eqn="sum 0 0 @1"/>
+            <v:f eqn="prod @2 1 2"/>
+            <v:f eqn="prod @3 21600 pixelWidth"/>
+            <v:f eqn="prod @3 21600 pixelHeight"/>
+            <v:f eqn="sum @0 0 1"/>
+            <v:f eqn="prod @6 1 2"/>
+            <v:f eqn="prod @7 21600 pixelWidth"/>
+            <v:f eqn="sum @8 21600 0"/>
+            <v:f eqn="prod @7 21600 pixelHeight"/>
+            <v:f eqn="sum @10 21600 0"/>
+          </v:formulas>
+          <v:path o:extrusionok="f" gradientshapeok="t" o:connecttype="rect"/>
+          <o:lock v:ext="edit" aspectratio="t"/>
+        </v:shapetype>
+        <v:shape id="WordPictureWatermark274157455" o:spid="_x0000_s1031" type="#_x0000_t75" style="position:absolute;margin-left:0;margin-top:0;width:539.1pt;height:359.4pt;z-index:-251651072;mso-position-horizontal:center;mso-position-horizontal-relative:margin;mso-position-vertical:center;mso-position-vertical-relative:margin" o:allowincell="f">
+          <v:imagedata r:id="rId2" o:title="veloc"/>
+          <w10:wrap anchorx="margin" anchory="margin"/>
+        </v:shape>
+      </w:pict>
     </w:r>
   </w:p>
 </w:hdr>
